--- a/Assignment 2.docx
+++ b/Assignment 2.docx
@@ -2,26 +2,2162 @@
 <file path=word/document.xml><?xml version="1.0" encoding="utf-8"?>
 <w:document xmlns:wpc="http://schemas.microsoft.com/office/word/2010/wordprocessingCanvas" xmlns:cx="http://schemas.microsoft.com/office/drawing/2014/chartex" xmlns:cx1="http://schemas.microsoft.com/office/drawing/2015/9/8/chartex" xmlns:cx2="http://schemas.microsoft.com/office/drawing/2015/10/21/chartex" xmlns:cx3="http://schemas.microsoft.com/office/drawing/2016/5/9/chartex" xmlns:cx4="http://schemas.microsoft.com/office/drawing/2016/5/10/chartex" xmlns:cx5="http://schemas.microsoft.com/office/drawing/2016/5/11/chartex" xmlns:cx6="http://schemas.microsoft.com/office/drawing/2016/5/12/chartex" xmlns:cx7="http://schemas.microsoft.com/office/drawing/2016/5/13/chartex" xmlns:cx8="http://schemas.microsoft.com/office/drawing/2016/5/14/chartex" xmlns:mc="http://schemas.openxmlformats.org/markup-compatibility/2006" xmlns:aink="http://schemas.microsoft.com/office/drawing/2016/ink" xmlns:am3d="http://schemas.microsoft.com/office/drawing/2017/model3d" xmlns:o="urn:schemas-microsoft-com:office:office" xmlns:oel="http://schemas.microsoft.com/office/2019/extlst" xmlns:r="http://schemas.openxmlformats.org/officeDocument/2006/relationships" xmlns:m="http://schemas.openxmlformats.org/officeDocument/2006/math" xmlns:v="urn:schemas-microsoft-com:vml" xmlns:wp14="http://schemas.microsoft.com/office/word/2010/wordprocessingDrawing" xmlns:wp="http://schemas.openxmlformats.org/drawingml/2006/wordprocessingDrawing" xmlns:w10="urn:schemas-microsoft-com:office:word" xmlns:w="http://schemas.openxmlformats.org/wordprocessingml/2006/main" xmlns:w14="http://schemas.microsoft.com/office/word/2010/wordml" xmlns:w15="http://schemas.microsoft.com/office/word/2012/wordml" xmlns:w16cex="http://schemas.microsoft.com/office/word/2018/wordml/cex" xmlns:w16cid="http://schemas.microsoft.com/office/word/2016/wordml/cid" xmlns:w16="http://schemas.microsoft.com/office/word/2018/wordml" xmlns:w16du="http://schemas.microsoft.com/office/word/2023/wordml/word16du" xmlns:w16sdtdh="http://schemas.microsoft.com/office/word/2020/wordml/sdtdatahash" xmlns:w16sdtfl="http://schemas.microsoft.com/office/word/2024/wordml/sdtformatlock" xmlns:w16se="http://schemas.microsoft.com/office/word/2015/wordml/symex" xmlns:wpg="http://schemas.microsoft.com/office/word/2010/wordprocessingGroup" xmlns:wpi="http://schemas.microsoft.com/office/word/2010/wordprocessingInk" xmlns:wne="http://schemas.microsoft.com/office/word/2006/wordml" xmlns:wps="http://schemas.microsoft.com/office/word/2010/wordprocessingShape" mc:Ignorable="w14 w15 w16se w16cid w16 w16cex w16sdtdh w16sdtfl w16du wp14">
   <w:body>
+    <w:sdt>
+      <w:sdtPr>
+        <w:id w:val="-1088916799"/>
+        <w:docPartObj>
+          <w:docPartGallery w:val="Cover Pages"/>
+          <w:docPartUnique/>
+        </w:docPartObj>
+      </w:sdtPr>
+      <w:sdtContent>
+        <w:p>
+          <w:r>
+            <w:rPr>
+              <w:noProof/>
+            </w:rPr>
+            <mc:AlternateContent>
+              <mc:Choice Requires="wpg">
+                <w:drawing>
+                  <wp:anchor distT="0" distB="0" distL="114300" distR="114300" simplePos="0" relativeHeight="251659264" behindDoc="1" locked="0" layoutInCell="1" allowOverlap="1" wp14:anchorId="4168B8B5" wp14:editId="6982C1C8">
+                    <wp:simplePos x="0" y="0"/>
+                    <wp:positionH relativeFrom="page">
+                      <wp:align>center</wp:align>
+                    </wp:positionH>
+                    <wp:positionV relativeFrom="page">
+                      <wp:align>center</wp:align>
+                    </wp:positionV>
+                    <wp:extent cx="6864824" cy="9123528"/>
+                    <wp:effectExtent l="0" t="0" r="2540" b="635"/>
+                    <wp:wrapNone/>
+                    <wp:docPr id="193" name="Group 198"/>
+                    <wp:cNvGraphicFramePr/>
+                    <a:graphic xmlns:a="http://schemas.openxmlformats.org/drawingml/2006/main">
+                      <a:graphicData uri="http://schemas.microsoft.com/office/word/2010/wordprocessingGroup">
+                        <wpg:wgp>
+                          <wpg:cNvGrpSpPr/>
+                          <wpg:grpSpPr>
+                            <a:xfrm>
+                              <a:off x="0" y="0"/>
+                              <a:ext cx="6864824" cy="9123528"/>
+                              <a:chOff x="0" y="0"/>
+                              <a:chExt cx="6864824" cy="9123528"/>
+                            </a:xfrm>
+                          </wpg:grpSpPr>
+                          <wps:wsp>
+                            <wps:cNvPr id="194" name="Rectangle 194"/>
+                            <wps:cNvSpPr/>
+                            <wps:spPr>
+                              <a:xfrm>
+                                <a:off x="0" y="0"/>
+                                <a:ext cx="6858000" cy="1371600"/>
+                              </a:xfrm>
+                              <a:prstGeom prst="rect">
+                                <a:avLst/>
+                              </a:prstGeom>
+                              <a:solidFill>
+                                <a:schemeClr val="accent1"/>
+                              </a:solidFill>
+                              <a:ln>
+                                <a:noFill/>
+                              </a:ln>
+                            </wps:spPr>
+                            <wps:style>
+                              <a:lnRef idx="2">
+                                <a:schemeClr val="accent1">
+                                  <a:shade val="50000"/>
+                                </a:schemeClr>
+                              </a:lnRef>
+                              <a:fillRef idx="1">
+                                <a:schemeClr val="accent1"/>
+                              </a:fillRef>
+                              <a:effectRef idx="0">
+                                <a:schemeClr val="accent1"/>
+                              </a:effectRef>
+                              <a:fontRef idx="minor">
+                                <a:schemeClr val="lt1"/>
+                              </a:fontRef>
+                            </wps:style>
+                            <wps:bodyPr rot="0" spcFirstLastPara="0" vertOverflow="overflow" horzOverflow="overflow" vert="horz" wrap="square" lIns="91440" tIns="45720" rIns="91440" bIns="45720" numCol="1" spcCol="0" rtlCol="0" fromWordArt="0" anchor="ctr" anchorCtr="0" forceAA="0" compatLnSpc="1">
+                              <a:prstTxWarp prst="textNoShape">
+                                <a:avLst/>
+                              </a:prstTxWarp>
+                              <a:noAutofit/>
+                            </wps:bodyPr>
+                          </wps:wsp>
+                          <wps:wsp>
+                            <wps:cNvPr id="195" name="Rectangle 195"/>
+                            <wps:cNvSpPr/>
+                            <wps:spPr>
+                              <a:xfrm>
+                                <a:off x="0" y="4094328"/>
+                                <a:ext cx="6858000" cy="5029200"/>
+                              </a:xfrm>
+                              <a:prstGeom prst="rect">
+                                <a:avLst/>
+                              </a:prstGeom>
+                              <a:solidFill>
+                                <a:schemeClr val="accent1"/>
+                              </a:solidFill>
+                              <a:ln>
+                                <a:noFill/>
+                              </a:ln>
+                            </wps:spPr>
+                            <wps:style>
+                              <a:lnRef idx="2">
+                                <a:schemeClr val="accent1">
+                                  <a:shade val="50000"/>
+                                </a:schemeClr>
+                              </a:lnRef>
+                              <a:fillRef idx="1">
+                                <a:schemeClr val="accent1"/>
+                              </a:fillRef>
+                              <a:effectRef idx="0">
+                                <a:schemeClr val="accent1"/>
+                              </a:effectRef>
+                              <a:fontRef idx="minor">
+                                <a:schemeClr val="lt1"/>
+                              </a:fontRef>
+                            </wps:style>
+                            <wps:txbx>
+                              <w:txbxContent>
+                                <w:sdt>
+                                  <w:sdtPr>
+                                    <w:rPr>
+                                      <w:color w:val="FFFFFF" w:themeColor="background1"/>
+                                    </w:rPr>
+                                    <w:alias w:val="Author"/>
+                                    <w:tag w:val=""/>
+                                    <w:id w:val="945428907"/>
+                                    <w:dataBinding w:prefixMappings="xmlns:ns0='http://purl.org/dc/elements/1.1/' xmlns:ns1='http://schemas.openxmlformats.org/package/2006/metadata/core-properties' " w:xpath="/ns1:coreProperties[1]/ns0:creator[1]" w:storeItemID="{6C3C8BC8-F283-45AE-878A-BAB7291924A1}"/>
+                                    <w:text/>
+                                  </w:sdtPr>
+                                  <w:sdtContent>
+                                    <w:p>
+                                      <w:pPr>
+                                        <w:pStyle w:val="NoSpacing"/>
+                                        <w:spacing w:before="120"/>
+                                        <w:jc w:val="center"/>
+                                        <w:rPr>
+                                          <w:color w:val="FFFFFF" w:themeColor="background1"/>
+                                        </w:rPr>
+                                      </w:pPr>
+                                      <w:r>
+                                        <w:rPr>
+                                          <w:color w:val="FFFFFF" w:themeColor="background1"/>
+                                        </w:rPr>
+                                        <w:t>Jayden Briffa, Vodafone</w:t>
+                                      </w:r>
+                                    </w:p>
+                                  </w:sdtContent>
+                                </w:sdt>
+                                <w:p>
+                                  <w:pPr>
+                                    <w:pStyle w:val="NoSpacing"/>
+                                    <w:spacing w:before="120"/>
+                                    <w:jc w:val="center"/>
+                                    <w:rPr>
+                                      <w:color w:val="FFFFFF" w:themeColor="background1"/>
+                                    </w:rPr>
+                                  </w:pPr>
+                                  <w:sdt>
+                                    <w:sdtPr>
+                                      <w:rPr>
+                                        <w:caps/>
+                                        <w:color w:val="FFFFFF" w:themeColor="background1"/>
+                                      </w:rPr>
+                                      <w:alias w:val="Company"/>
+                                      <w:tag w:val=""/>
+                                      <w:id w:val="1618182777"/>
+                                      <w:showingPlcHdr/>
+                                      <w:dataBinding w:prefixMappings="xmlns:ns0='http://schemas.openxmlformats.org/officeDocument/2006/extended-properties' " w:xpath="/ns0:Properties[1]/ns0:Company[1]" w:storeItemID="{6668398D-A668-4E3E-A5EB-62B293D839F1}"/>
+                                      <w:text/>
+                                    </w:sdtPr>
+                                    <w:sdtContent>
+                                      <w:r>
+                                        <w:rPr>
+                                          <w:caps/>
+                                          <w:color w:val="FFFFFF" w:themeColor="background1"/>
+                                        </w:rPr>
+                                        <w:t xml:space="preserve">     </w:t>
+                                      </w:r>
+                                    </w:sdtContent>
+                                  </w:sdt>
+                                  <w:r>
+                                    <w:rPr>
+                                      <w:color w:val="FFFFFF" w:themeColor="background1"/>
+                                    </w:rPr>
+                                    <w:t>  </w:t>
+                                  </w:r>
+                                  <w:sdt>
+                                    <w:sdtPr>
+                                      <w:rPr>
+                                        <w:color w:val="FFFFFF" w:themeColor="background1"/>
+                                      </w:rPr>
+                                      <w:alias w:val="Address"/>
+                                      <w:tag w:val=""/>
+                                      <w:id w:val="-253358678"/>
+                                      <w:showingPlcHdr/>
+                                      <w:dataBinding w:prefixMappings="xmlns:ns0='http://schemas.microsoft.com/office/2006/coverPageProps' " w:xpath="/ns0:CoverPageProperties[1]/ns0:CompanyAddress[1]" w:storeItemID="{55AF091B-3C7A-41E3-B477-F2FDAA23CFDA}"/>
+                                      <w:text/>
+                                    </w:sdtPr>
+                                    <w:sdtContent>
+                                      <w:r>
+                                        <w:rPr>
+                                          <w:color w:val="FFFFFF" w:themeColor="background1"/>
+                                        </w:rPr>
+                                        <w:t xml:space="preserve">     </w:t>
+                                      </w:r>
+                                    </w:sdtContent>
+                                  </w:sdt>
+                                </w:p>
+                              </w:txbxContent>
+                            </wps:txbx>
+                            <wps:bodyPr rot="0" spcFirstLastPara="0" vertOverflow="overflow" horzOverflow="overflow" vert="horz" wrap="square" lIns="457200" tIns="731520" rIns="457200" bIns="457200" numCol="1" spcCol="0" rtlCol="0" fromWordArt="0" anchor="b" anchorCtr="0" forceAA="0" compatLnSpc="1">
+                              <a:prstTxWarp prst="textNoShape">
+                                <a:avLst/>
+                              </a:prstTxWarp>
+                              <a:noAutofit/>
+                            </wps:bodyPr>
+                          </wps:wsp>
+                          <wps:wsp>
+                            <wps:cNvPr id="196" name="Text Box 196"/>
+                            <wps:cNvSpPr txBox="1"/>
+                            <wps:spPr>
+                              <a:xfrm>
+                                <a:off x="6824" y="1371600"/>
+                                <a:ext cx="6858000" cy="2722728"/>
+                              </a:xfrm>
+                              <a:prstGeom prst="rect">
+                                <a:avLst/>
+                              </a:prstGeom>
+                              <a:solidFill>
+                                <a:schemeClr val="bg1"/>
+                              </a:solidFill>
+                              <a:ln w="6350">
+                                <a:noFill/>
+                              </a:ln>
+                              <a:effectLst/>
+                            </wps:spPr>
+                            <wps:style>
+                              <a:lnRef idx="0">
+                                <a:schemeClr val="accent1"/>
+                              </a:lnRef>
+                              <a:fillRef idx="0">
+                                <a:schemeClr val="accent1"/>
+                              </a:fillRef>
+                              <a:effectRef idx="0">
+                                <a:schemeClr val="accent1"/>
+                              </a:effectRef>
+                              <a:fontRef idx="minor">
+                                <a:schemeClr val="dk1"/>
+                              </a:fontRef>
+                            </wps:style>
+                            <wps:txbx>
+                              <w:txbxContent>
+                                <w:sdt>
+                                  <w:sdtPr>
+                                    <w:rPr>
+                                      <w:rFonts w:asciiTheme="majorHAnsi" w:eastAsiaTheme="majorEastAsia" w:hAnsiTheme="majorHAnsi" w:cstheme="majorBidi"/>
+                                      <w:caps/>
+                                      <w:color w:val="156082" w:themeColor="accent1"/>
+                                      <w:sz w:val="72"/>
+                                      <w:szCs w:val="72"/>
+                                    </w:rPr>
+                                    <w:alias w:val="Title"/>
+                                    <w:tag w:val=""/>
+                                    <w:id w:val="-9991715"/>
+                                    <w:dataBinding w:prefixMappings="xmlns:ns0='http://purl.org/dc/elements/1.1/' xmlns:ns1='http://schemas.openxmlformats.org/package/2006/metadata/core-properties' " w:xpath="/ns1:coreProperties[1]/ns0:title[1]" w:storeItemID="{6C3C8BC8-F283-45AE-878A-BAB7291924A1}"/>
+                                    <w:text/>
+                                  </w:sdtPr>
+                                  <w:sdtContent>
+                                    <w:p>
+                                      <w:pPr>
+                                        <w:pStyle w:val="NoSpacing"/>
+                                        <w:jc w:val="center"/>
+                                        <w:rPr>
+                                          <w:rFonts w:asciiTheme="majorHAnsi" w:eastAsiaTheme="majorEastAsia" w:hAnsiTheme="majorHAnsi" w:cstheme="majorBidi"/>
+                                          <w:caps/>
+                                          <w:color w:val="156082" w:themeColor="accent1"/>
+                                          <w:sz w:val="72"/>
+                                          <w:szCs w:val="72"/>
+                                        </w:rPr>
+                                      </w:pPr>
+                                      <w:r>
+                                        <w:rPr>
+                                          <w:rFonts w:asciiTheme="majorHAnsi" w:eastAsiaTheme="majorEastAsia" w:hAnsiTheme="majorHAnsi" w:cstheme="majorBidi"/>
+                                          <w:caps/>
+                                          <w:color w:val="156082" w:themeColor="accent1"/>
+                                          <w:sz w:val="72"/>
+                                          <w:szCs w:val="72"/>
+                                        </w:rPr>
+                                        <w:t>PRogramming fundamentals- Assignment 2 (DN4MD001</w:t>
+                                      </w:r>
+                                      <w:r>
+                                        <w:rPr>
+                                          <w:rFonts w:asciiTheme="majorHAnsi" w:eastAsiaTheme="majorEastAsia" w:hAnsiTheme="majorHAnsi" w:cstheme="majorBidi"/>
+                                          <w:caps/>
+                                          <w:color w:val="156082" w:themeColor="accent1"/>
+                                          <w:sz w:val="72"/>
+                                          <w:szCs w:val="72"/>
+                                        </w:rPr>
+                                        <w:t>)</w:t>
+                                      </w:r>
+                                    </w:p>
+                                  </w:sdtContent>
+                                </w:sdt>
+                              </w:txbxContent>
+                            </wps:txbx>
+                            <wps:bodyPr rot="0" spcFirstLastPara="0" vertOverflow="overflow" horzOverflow="overflow" vert="horz" wrap="square" lIns="457200" tIns="91440" rIns="457200" bIns="91440" numCol="1" spcCol="0" rtlCol="0" fromWordArt="0" anchor="ctr" anchorCtr="0" forceAA="0" compatLnSpc="1">
+                              <a:prstTxWarp prst="textNoShape">
+                                <a:avLst/>
+                              </a:prstTxWarp>
+                              <a:noAutofit/>
+                            </wps:bodyPr>
+                          </wps:wsp>
+                        </wpg:wgp>
+                      </a:graphicData>
+                    </a:graphic>
+                    <wp14:sizeRelH relativeFrom="page">
+                      <wp14:pctWidth>88200</wp14:pctWidth>
+                    </wp14:sizeRelH>
+                    <wp14:sizeRelV relativeFrom="page">
+                      <wp14:pctHeight>90900</wp14:pctHeight>
+                    </wp14:sizeRelV>
+                  </wp:anchor>
+                </w:drawing>
+              </mc:Choice>
+              <mc:Fallback>
+                <w:pict>
+                  <v:group w14:anchorId="4168B8B5" id="Group 198" o:spid="_x0000_s1026" style="position:absolute;margin-left:0;margin-top:0;width:540.55pt;height:718.4pt;z-index:-251657216;mso-width-percent:882;mso-height-percent:909;mso-position-horizontal:center;mso-position-horizontal-relative:page;mso-position-vertical:center;mso-position-vertical-relative:page;mso-width-percent:882;mso-height-percent:909" coordsize="68648,91235" o:gfxdata="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">
+                    <v:rect id="Rectangle 194" o:spid="_x0000_s1027" style="position:absolute;width:68580;height:13716;visibility:visible;mso-wrap-style:square;v-text-anchor:middle" o:gfxdata="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" fillcolor="#156082 [3204]" stroked="f" strokeweight="1.5pt"/>
+                    <v:rect id="Rectangle 195" o:spid="_x0000_s1028" style="position:absolute;top:40943;width:68580;height:50292;visibility:visible;mso-wrap-style:square;v-text-anchor:bottom" o:gfxdata="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" fillcolor="#156082 [3204]" stroked="f" strokeweight="1.5pt">
+                      <v:textbox inset="36pt,57.6pt,36pt,36pt">
+                        <w:txbxContent>
+                          <w:sdt>
+                            <w:sdtPr>
+                              <w:rPr>
+                                <w:color w:val="FFFFFF" w:themeColor="background1"/>
+                              </w:rPr>
+                              <w:alias w:val="Author"/>
+                              <w:tag w:val=""/>
+                              <w:id w:val="945428907"/>
+                              <w:dataBinding w:prefixMappings="xmlns:ns0='http://purl.org/dc/elements/1.1/' xmlns:ns1='http://schemas.openxmlformats.org/package/2006/metadata/core-properties' " w:xpath="/ns1:coreProperties[1]/ns0:creator[1]" w:storeItemID="{6C3C8BC8-F283-45AE-878A-BAB7291924A1}"/>
+                              <w:text/>
+                            </w:sdtPr>
+                            <w:sdtContent>
+                              <w:p>
+                                <w:pPr>
+                                  <w:pStyle w:val="NoSpacing"/>
+                                  <w:spacing w:before="120"/>
+                                  <w:jc w:val="center"/>
+                                  <w:rPr>
+                                    <w:color w:val="FFFFFF" w:themeColor="background1"/>
+                                  </w:rPr>
+                                </w:pPr>
+                                <w:r>
+                                  <w:rPr>
+                                    <w:color w:val="FFFFFF" w:themeColor="background1"/>
+                                  </w:rPr>
+                                  <w:t>Jayden Briffa, Vodafone</w:t>
+                                </w:r>
+                              </w:p>
+                            </w:sdtContent>
+                          </w:sdt>
+                          <w:p>
+                            <w:pPr>
+                              <w:pStyle w:val="NoSpacing"/>
+                              <w:spacing w:before="120"/>
+                              <w:jc w:val="center"/>
+                              <w:rPr>
+                                <w:color w:val="FFFFFF" w:themeColor="background1"/>
+                              </w:rPr>
+                            </w:pPr>
+                            <w:sdt>
+                              <w:sdtPr>
+                                <w:rPr>
+                                  <w:caps/>
+                                  <w:color w:val="FFFFFF" w:themeColor="background1"/>
+                                </w:rPr>
+                                <w:alias w:val="Company"/>
+                                <w:tag w:val=""/>
+                                <w:id w:val="1618182777"/>
+                                <w:showingPlcHdr/>
+                                <w:dataBinding w:prefixMappings="xmlns:ns0='http://schemas.openxmlformats.org/officeDocument/2006/extended-properties' " w:xpath="/ns0:Properties[1]/ns0:Company[1]" w:storeItemID="{6668398D-A668-4E3E-A5EB-62B293D839F1}"/>
+                                <w:text/>
+                              </w:sdtPr>
+                              <w:sdtContent>
+                                <w:r>
+                                  <w:rPr>
+                                    <w:caps/>
+                                    <w:color w:val="FFFFFF" w:themeColor="background1"/>
+                                  </w:rPr>
+                                  <w:t xml:space="preserve">     </w:t>
+                                </w:r>
+                              </w:sdtContent>
+                            </w:sdt>
+                            <w:r>
+                              <w:rPr>
+                                <w:color w:val="FFFFFF" w:themeColor="background1"/>
+                              </w:rPr>
+                              <w:t>  </w:t>
+                            </w:r>
+                            <w:sdt>
+                              <w:sdtPr>
+                                <w:rPr>
+                                  <w:color w:val="FFFFFF" w:themeColor="background1"/>
+                                </w:rPr>
+                                <w:alias w:val="Address"/>
+                                <w:tag w:val=""/>
+                                <w:id w:val="-253358678"/>
+                                <w:showingPlcHdr/>
+                                <w:dataBinding w:prefixMappings="xmlns:ns0='http://schemas.microsoft.com/office/2006/coverPageProps' " w:xpath="/ns0:CoverPageProperties[1]/ns0:CompanyAddress[1]" w:storeItemID="{55AF091B-3C7A-41E3-B477-F2FDAA23CFDA}"/>
+                                <w:text/>
+                              </w:sdtPr>
+                              <w:sdtContent>
+                                <w:r>
+                                  <w:rPr>
+                                    <w:color w:val="FFFFFF" w:themeColor="background1"/>
+                                  </w:rPr>
+                                  <w:t xml:space="preserve">     </w:t>
+                                </w:r>
+                              </w:sdtContent>
+                            </w:sdt>
+                          </w:p>
+                        </w:txbxContent>
+                      </v:textbox>
+                    </v:rect>
+                    <v:shapetype id="_x0000_t202" coordsize="21600,21600" o:spt="202" path="m,l,21600r21600,l21600,xe">
+                      <v:stroke joinstyle="miter"/>
+                      <v:path gradientshapeok="t" o:connecttype="rect"/>
+                    </v:shapetype>
+                    <v:shape id="Text Box 196" o:spid="_x0000_s1029" type="#_x0000_t202" style="position:absolute;left:68;top:13716;width:68580;height:27227;visibility:visible;mso-wrap-style:square;v-text-anchor:middle" o:gfxdata="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" fillcolor="white [3212]" stroked="f" strokeweight=".5pt">
+                      <v:textbox inset="36pt,7.2pt,36pt,7.2pt">
+                        <w:txbxContent>
+                          <w:sdt>
+                            <w:sdtPr>
+                              <w:rPr>
+                                <w:rFonts w:asciiTheme="majorHAnsi" w:eastAsiaTheme="majorEastAsia" w:hAnsiTheme="majorHAnsi" w:cstheme="majorBidi"/>
+                                <w:caps/>
+                                <w:color w:val="156082" w:themeColor="accent1"/>
+                                <w:sz w:val="72"/>
+                                <w:szCs w:val="72"/>
+                              </w:rPr>
+                              <w:alias w:val="Title"/>
+                              <w:tag w:val=""/>
+                              <w:id w:val="-9991715"/>
+                              <w:dataBinding w:prefixMappings="xmlns:ns0='http://purl.org/dc/elements/1.1/' xmlns:ns1='http://schemas.openxmlformats.org/package/2006/metadata/core-properties' " w:xpath="/ns1:coreProperties[1]/ns0:title[1]" w:storeItemID="{6C3C8BC8-F283-45AE-878A-BAB7291924A1}"/>
+                              <w:text/>
+                            </w:sdtPr>
+                            <w:sdtContent>
+                              <w:p>
+                                <w:pPr>
+                                  <w:pStyle w:val="NoSpacing"/>
+                                  <w:jc w:val="center"/>
+                                  <w:rPr>
+                                    <w:rFonts w:asciiTheme="majorHAnsi" w:eastAsiaTheme="majorEastAsia" w:hAnsiTheme="majorHAnsi" w:cstheme="majorBidi"/>
+                                    <w:caps/>
+                                    <w:color w:val="156082" w:themeColor="accent1"/>
+                                    <w:sz w:val="72"/>
+                                    <w:szCs w:val="72"/>
+                                  </w:rPr>
+                                </w:pPr>
+                                <w:r>
+                                  <w:rPr>
+                                    <w:rFonts w:asciiTheme="majorHAnsi" w:eastAsiaTheme="majorEastAsia" w:hAnsiTheme="majorHAnsi" w:cstheme="majorBidi"/>
+                                    <w:caps/>
+                                    <w:color w:val="156082" w:themeColor="accent1"/>
+                                    <w:sz w:val="72"/>
+                                    <w:szCs w:val="72"/>
+                                  </w:rPr>
+                                  <w:t>PRogramming fundamentals- Assignment 2 (DN4MD001</w:t>
+                                </w:r>
+                                <w:r>
+                                  <w:rPr>
+                                    <w:rFonts w:asciiTheme="majorHAnsi" w:eastAsiaTheme="majorEastAsia" w:hAnsiTheme="majorHAnsi" w:cstheme="majorBidi"/>
+                                    <w:caps/>
+                                    <w:color w:val="156082" w:themeColor="accent1"/>
+                                    <w:sz w:val="72"/>
+                                    <w:szCs w:val="72"/>
+                                  </w:rPr>
+                                  <w:t>)</w:t>
+                                </w:r>
+                              </w:p>
+                            </w:sdtContent>
+                          </w:sdt>
+                        </w:txbxContent>
+                      </v:textbox>
+                    </v:shape>
+                    <w10:wrap anchorx="page" anchory="page"/>
+                  </v:group>
+                </w:pict>
+              </mc:Fallback>
+            </mc:AlternateContent>
+          </w:r>
+        </w:p>
+        <w:p>
+          <w:pPr>
+            <w:rPr>
+              <w:rFonts w:asciiTheme="majorHAnsi" w:eastAsiaTheme="majorEastAsia" w:hAnsiTheme="majorHAnsi" w:cstheme="majorBidi"/>
+              <w:color w:val="0F4761" w:themeColor="accent1" w:themeShade="BF"/>
+              <w:sz w:val="40"/>
+              <w:szCs w:val="40"/>
+            </w:rPr>
+          </w:pPr>
+          <w:r>
+            <w:br w:type="page"/>
+          </w:r>
+        </w:p>
+      </w:sdtContent>
+    </w:sdt>
+    <w:p>
+      <w:pPr>
+        <w:rPr>
+          <w:rFonts w:asciiTheme="majorHAnsi" w:eastAsiaTheme="majorEastAsia" w:hAnsiTheme="majorHAnsi" w:cstheme="majorBidi"/>
+          <w:color w:val="0F4761" w:themeColor="accent1" w:themeShade="BF"/>
+          <w:sz w:val="40"/>
+          <w:szCs w:val="40"/>
+        </w:rPr>
+      </w:pPr>
+      <w:r>
+        <w:lastRenderedPageBreak/>
+        <w:br w:type="page"/>
+      </w:r>
+    </w:p>
+    <w:sdt>
+      <w:sdtPr>
+        <w:id w:val="-159697202"/>
+        <w:docPartObj>
+          <w:docPartGallery w:val="Table of Contents"/>
+          <w:docPartUnique/>
+        </w:docPartObj>
+      </w:sdtPr>
+      <w:sdtEndPr>
+        <w:rPr>
+          <w:rFonts w:asciiTheme="minorHAnsi" w:eastAsiaTheme="minorHAnsi" w:hAnsiTheme="minorHAnsi" w:cstheme="minorBidi"/>
+          <w:b/>
+          <w:bCs/>
+          <w:noProof/>
+          <w:color w:val="auto"/>
+          <w:kern w:val="2"/>
+          <w:sz w:val="24"/>
+          <w:szCs w:val="24"/>
+          <w:lang w:val="en-GB"/>
+          <w14:ligatures w14:val="standardContextual"/>
+        </w:rPr>
+      </w:sdtEndPr>
+      <w:sdtContent>
+        <w:p>
+          <w:pPr>
+            <w:pStyle w:val="TOCHeading"/>
+          </w:pPr>
+          <w:r>
+            <w:t>Contents</w:t>
+          </w:r>
+        </w:p>
+        <w:p>
+          <w:pPr>
+            <w:pStyle w:val="TOC1"/>
+            <w:tabs>
+              <w:tab w:val="right" w:leader="dot" w:pos="9016"/>
+            </w:tabs>
+            <w:rPr>
+              <w:rFonts w:eastAsiaTheme="minorEastAsia"/>
+              <w:noProof/>
+              <w:lang w:eastAsia="en-GB"/>
+            </w:rPr>
+          </w:pPr>
+          <w:r>
+            <w:fldChar w:fldCharType="begin"/>
+          </w:r>
+          <w:r>
+            <w:instrText xml:space="preserve"> TOC \o "1-3" \h \z \u </w:instrText>
+          </w:r>
+          <w:r>
+            <w:fldChar w:fldCharType="separate"/>
+          </w:r>
+          <w:hyperlink w:anchor="_Toc236333579" w:history="1">
+            <w:r>
+              <w:rPr>
+                <w:rStyle w:val="Hyperlink"/>
+                <w:noProof/>
+              </w:rPr>
+              <w:t>1. Introduction</w:t>
+            </w:r>
+            <w:r>
+              <w:rPr>
+                <w:noProof/>
+                <w:webHidden/>
+              </w:rPr>
+              <w:tab/>
+            </w:r>
+            <w:r>
+              <w:rPr>
+                <w:noProof/>
+                <w:webHidden/>
+              </w:rPr>
+              <w:fldChar w:fldCharType="begin"/>
+            </w:r>
+            <w:r>
+              <w:rPr>
+                <w:noProof/>
+                <w:webHidden/>
+              </w:rPr>
+              <w:instrText xml:space="preserve"> PAGEREF _Toc236333579 \h </w:instrText>
+            </w:r>
+            <w:r>
+              <w:rPr>
+                <w:noProof/>
+                <w:webHidden/>
+              </w:rPr>
+            </w:r>
+            <w:r>
+              <w:rPr>
+                <w:noProof/>
+                <w:webHidden/>
+              </w:rPr>
+              <w:fldChar w:fldCharType="separate"/>
+            </w:r>
+            <w:r>
+              <w:rPr>
+                <w:noProof/>
+                <w:webHidden/>
+              </w:rPr>
+              <w:t>2</w:t>
+            </w:r>
+            <w:r>
+              <w:rPr>
+                <w:noProof/>
+                <w:webHidden/>
+              </w:rPr>
+              <w:fldChar w:fldCharType="end"/>
+            </w:r>
+          </w:hyperlink>
+        </w:p>
+        <w:p>
+          <w:pPr>
+            <w:pStyle w:val="TOC1"/>
+            <w:tabs>
+              <w:tab w:val="right" w:leader="dot" w:pos="9016"/>
+            </w:tabs>
+            <w:rPr>
+              <w:rFonts w:eastAsiaTheme="minorEastAsia"/>
+              <w:noProof/>
+              <w:lang w:eastAsia="en-GB"/>
+            </w:rPr>
+          </w:pPr>
+          <w:hyperlink w:anchor="_Toc236333580" w:history="1">
+            <w:r>
+              <w:rPr>
+                <w:rStyle w:val="Hyperlink"/>
+                <w:noProof/>
+              </w:rPr>
+              <w:t>2. Application design</w:t>
+            </w:r>
+            <w:r>
+              <w:rPr>
+                <w:noProof/>
+                <w:webHidden/>
+              </w:rPr>
+              <w:tab/>
+            </w:r>
+            <w:r>
+              <w:rPr>
+                <w:noProof/>
+                <w:webHidden/>
+              </w:rPr>
+              <w:fldChar w:fldCharType="begin"/>
+            </w:r>
+            <w:r>
+              <w:rPr>
+                <w:noProof/>
+                <w:webHidden/>
+              </w:rPr>
+              <w:instrText xml:space="preserve"> PAGEREF _Toc236333580 \h </w:instrText>
+            </w:r>
+            <w:r>
+              <w:rPr>
+                <w:noProof/>
+                <w:webHidden/>
+              </w:rPr>
+            </w:r>
+            <w:r>
+              <w:rPr>
+                <w:noProof/>
+                <w:webHidden/>
+              </w:rPr>
+              <w:fldChar w:fldCharType="separate"/>
+            </w:r>
+            <w:r>
+              <w:rPr>
+                <w:noProof/>
+                <w:webHidden/>
+              </w:rPr>
+              <w:t>3</w:t>
+            </w:r>
+            <w:r>
+              <w:rPr>
+                <w:noProof/>
+                <w:webHidden/>
+              </w:rPr>
+              <w:fldChar w:fldCharType="end"/>
+            </w:r>
+          </w:hyperlink>
+        </w:p>
+        <w:p>
+          <w:pPr>
+            <w:pStyle w:val="TOC2"/>
+            <w:tabs>
+              <w:tab w:val="right" w:leader="dot" w:pos="9016"/>
+            </w:tabs>
+            <w:rPr>
+              <w:rFonts w:eastAsiaTheme="minorEastAsia"/>
+              <w:noProof/>
+              <w:lang w:eastAsia="en-GB"/>
+            </w:rPr>
+          </w:pPr>
+          <w:hyperlink w:anchor="_Toc236333581" w:history="1">
+            <w:r>
+              <w:rPr>
+                <w:rStyle w:val="Hyperlink"/>
+                <w:noProof/>
+              </w:rPr>
+              <w:t>2.1. Requirements</w:t>
+            </w:r>
+            <w:r>
+              <w:rPr>
+                <w:noProof/>
+                <w:webHidden/>
+              </w:rPr>
+              <w:tab/>
+            </w:r>
+            <w:r>
+              <w:rPr>
+                <w:noProof/>
+                <w:webHidden/>
+              </w:rPr>
+              <w:fldChar w:fldCharType="begin"/>
+            </w:r>
+            <w:r>
+              <w:rPr>
+                <w:noProof/>
+                <w:webHidden/>
+              </w:rPr>
+              <w:instrText xml:space="preserve"> PAGEREF _Toc236333581 \h </w:instrText>
+            </w:r>
+            <w:r>
+              <w:rPr>
+                <w:noProof/>
+                <w:webHidden/>
+              </w:rPr>
+            </w:r>
+            <w:r>
+              <w:rPr>
+                <w:noProof/>
+                <w:webHidden/>
+              </w:rPr>
+              <w:fldChar w:fldCharType="separate"/>
+            </w:r>
+            <w:r>
+              <w:rPr>
+                <w:noProof/>
+                <w:webHidden/>
+              </w:rPr>
+              <w:t>3</w:t>
+            </w:r>
+            <w:r>
+              <w:rPr>
+                <w:noProof/>
+                <w:webHidden/>
+              </w:rPr>
+              <w:fldChar w:fldCharType="end"/>
+            </w:r>
+          </w:hyperlink>
+        </w:p>
+        <w:p>
+          <w:pPr>
+            <w:pStyle w:val="TOC3"/>
+            <w:tabs>
+              <w:tab w:val="right" w:leader="dot" w:pos="9016"/>
+            </w:tabs>
+            <w:rPr>
+              <w:rFonts w:eastAsiaTheme="minorEastAsia"/>
+              <w:noProof/>
+              <w:lang w:eastAsia="en-GB"/>
+            </w:rPr>
+          </w:pPr>
+          <w:hyperlink w:anchor="_Toc236333582" w:history="1">
+            <w:r>
+              <w:rPr>
+                <w:rStyle w:val="Hyperlink"/>
+                <w:noProof/>
+              </w:rPr>
+              <w:t>2.1.1. Functional requirements</w:t>
+            </w:r>
+            <w:r>
+              <w:rPr>
+                <w:noProof/>
+                <w:webHidden/>
+              </w:rPr>
+              <w:tab/>
+            </w:r>
+            <w:r>
+              <w:rPr>
+                <w:noProof/>
+                <w:webHidden/>
+              </w:rPr>
+              <w:fldChar w:fldCharType="begin"/>
+            </w:r>
+            <w:r>
+              <w:rPr>
+                <w:noProof/>
+                <w:webHidden/>
+              </w:rPr>
+              <w:instrText xml:space="preserve"> PAGEREF _Toc236333582 \h </w:instrText>
+            </w:r>
+            <w:r>
+              <w:rPr>
+                <w:noProof/>
+                <w:webHidden/>
+              </w:rPr>
+            </w:r>
+            <w:r>
+              <w:rPr>
+                <w:noProof/>
+                <w:webHidden/>
+              </w:rPr>
+              <w:fldChar w:fldCharType="separate"/>
+            </w:r>
+            <w:r>
+              <w:rPr>
+                <w:noProof/>
+                <w:webHidden/>
+              </w:rPr>
+              <w:t>3</w:t>
+            </w:r>
+            <w:r>
+              <w:rPr>
+                <w:noProof/>
+                <w:webHidden/>
+              </w:rPr>
+              <w:fldChar w:fldCharType="end"/>
+            </w:r>
+          </w:hyperlink>
+        </w:p>
+        <w:p>
+          <w:pPr>
+            <w:pStyle w:val="TOC3"/>
+            <w:tabs>
+              <w:tab w:val="right" w:leader="dot" w:pos="9016"/>
+            </w:tabs>
+            <w:rPr>
+              <w:rFonts w:eastAsiaTheme="minorEastAsia"/>
+              <w:noProof/>
+              <w:lang w:eastAsia="en-GB"/>
+            </w:rPr>
+          </w:pPr>
+          <w:hyperlink w:anchor="_Toc236333583" w:history="1">
+            <w:r>
+              <w:rPr>
+                <w:rStyle w:val="Hyperlink"/>
+                <w:noProof/>
+              </w:rPr>
+              <w:t>2.1.2. Non-functional requirements</w:t>
+            </w:r>
+            <w:r>
+              <w:rPr>
+                <w:noProof/>
+                <w:webHidden/>
+              </w:rPr>
+              <w:tab/>
+            </w:r>
+            <w:r>
+              <w:rPr>
+                <w:noProof/>
+                <w:webHidden/>
+              </w:rPr>
+              <w:fldChar w:fldCharType="begin"/>
+            </w:r>
+            <w:r>
+              <w:rPr>
+                <w:noProof/>
+                <w:webHidden/>
+              </w:rPr>
+              <w:instrText xml:space="preserve"> PAGEREF _Toc236333583 \h </w:instrText>
+            </w:r>
+            <w:r>
+              <w:rPr>
+                <w:noProof/>
+                <w:webHidden/>
+              </w:rPr>
+            </w:r>
+            <w:r>
+              <w:rPr>
+                <w:noProof/>
+                <w:webHidden/>
+              </w:rPr>
+              <w:fldChar w:fldCharType="separate"/>
+            </w:r>
+            <w:r>
+              <w:rPr>
+                <w:noProof/>
+                <w:webHidden/>
+              </w:rPr>
+              <w:t>3</w:t>
+            </w:r>
+            <w:r>
+              <w:rPr>
+                <w:noProof/>
+                <w:webHidden/>
+              </w:rPr>
+              <w:fldChar w:fldCharType="end"/>
+            </w:r>
+          </w:hyperlink>
+        </w:p>
+        <w:p>
+          <w:pPr>
+            <w:pStyle w:val="TOC2"/>
+            <w:tabs>
+              <w:tab w:val="right" w:leader="dot" w:pos="9016"/>
+            </w:tabs>
+            <w:rPr>
+              <w:rFonts w:eastAsiaTheme="minorEastAsia"/>
+              <w:noProof/>
+              <w:lang w:eastAsia="en-GB"/>
+            </w:rPr>
+          </w:pPr>
+          <w:hyperlink w:anchor="_Toc236333584" w:history="1">
+            <w:r>
+              <w:rPr>
+                <w:rStyle w:val="Hyperlink"/>
+                <w:noProof/>
+              </w:rPr>
+              <w:t>2.1.3. Out-of-scope</w:t>
+            </w:r>
+            <w:r>
+              <w:rPr>
+                <w:noProof/>
+                <w:webHidden/>
+              </w:rPr>
+              <w:tab/>
+            </w:r>
+            <w:r>
+              <w:rPr>
+                <w:noProof/>
+                <w:webHidden/>
+              </w:rPr>
+              <w:fldChar w:fldCharType="begin"/>
+            </w:r>
+            <w:r>
+              <w:rPr>
+                <w:noProof/>
+                <w:webHidden/>
+              </w:rPr>
+              <w:instrText xml:space="preserve"> PAGEREF _Toc236333584 \h </w:instrText>
+            </w:r>
+            <w:r>
+              <w:rPr>
+                <w:noProof/>
+                <w:webHidden/>
+              </w:rPr>
+            </w:r>
+            <w:r>
+              <w:rPr>
+                <w:noProof/>
+                <w:webHidden/>
+              </w:rPr>
+              <w:fldChar w:fldCharType="separate"/>
+            </w:r>
+            <w:r>
+              <w:rPr>
+                <w:noProof/>
+                <w:webHidden/>
+              </w:rPr>
+              <w:t>4</w:t>
+            </w:r>
+            <w:r>
+              <w:rPr>
+                <w:noProof/>
+                <w:webHidden/>
+              </w:rPr>
+              <w:fldChar w:fldCharType="end"/>
+            </w:r>
+          </w:hyperlink>
+        </w:p>
+        <w:p>
+          <w:pPr>
+            <w:pStyle w:val="TOC2"/>
+            <w:tabs>
+              <w:tab w:val="right" w:leader="dot" w:pos="9016"/>
+            </w:tabs>
+            <w:rPr>
+              <w:rFonts w:eastAsiaTheme="minorEastAsia"/>
+              <w:noProof/>
+              <w:lang w:eastAsia="en-GB"/>
+            </w:rPr>
+          </w:pPr>
+          <w:hyperlink w:anchor="_Toc236333585" w:history="1">
+            <w:r>
+              <w:rPr>
+                <w:rStyle w:val="Hyperlink"/>
+                <w:noProof/>
+              </w:rPr>
+              <w:t>2.2. High level flow</w:t>
+            </w:r>
+            <w:r>
+              <w:rPr>
+                <w:noProof/>
+                <w:webHidden/>
+              </w:rPr>
+              <w:tab/>
+            </w:r>
+            <w:r>
+              <w:rPr>
+                <w:noProof/>
+                <w:webHidden/>
+              </w:rPr>
+              <w:fldChar w:fldCharType="begin"/>
+            </w:r>
+            <w:r>
+              <w:rPr>
+                <w:noProof/>
+                <w:webHidden/>
+              </w:rPr>
+              <w:instrText xml:space="preserve"> PAGEREF _Toc236333585 \h </w:instrText>
+            </w:r>
+            <w:r>
+              <w:rPr>
+                <w:noProof/>
+                <w:webHidden/>
+              </w:rPr>
+            </w:r>
+            <w:r>
+              <w:rPr>
+                <w:noProof/>
+                <w:webHidden/>
+              </w:rPr>
+              <w:fldChar w:fldCharType="separate"/>
+            </w:r>
+            <w:r>
+              <w:rPr>
+                <w:noProof/>
+                <w:webHidden/>
+              </w:rPr>
+              <w:t>4</w:t>
+            </w:r>
+            <w:r>
+              <w:rPr>
+                <w:noProof/>
+                <w:webHidden/>
+              </w:rPr>
+              <w:fldChar w:fldCharType="end"/>
+            </w:r>
+          </w:hyperlink>
+        </w:p>
+        <w:p>
+          <w:pPr>
+            <w:pStyle w:val="TOC2"/>
+            <w:tabs>
+              <w:tab w:val="right" w:leader="dot" w:pos="9016"/>
+            </w:tabs>
+            <w:rPr>
+              <w:rFonts w:eastAsiaTheme="minorEastAsia"/>
+              <w:noProof/>
+              <w:lang w:eastAsia="en-GB"/>
+            </w:rPr>
+          </w:pPr>
+          <w:hyperlink w:anchor="_Toc236333586" w:history="1">
+            <w:r>
+              <w:rPr>
+                <w:rStyle w:val="Hyperlink"/>
+                <w:noProof/>
+              </w:rPr>
+              <w:t>2.3. Planned functions and modules</w:t>
+            </w:r>
+            <w:r>
+              <w:rPr>
+                <w:noProof/>
+                <w:webHidden/>
+              </w:rPr>
+              <w:tab/>
+            </w:r>
+            <w:r>
+              <w:rPr>
+                <w:noProof/>
+                <w:webHidden/>
+              </w:rPr>
+              <w:fldChar w:fldCharType="begin"/>
+            </w:r>
+            <w:r>
+              <w:rPr>
+                <w:noProof/>
+                <w:webHidden/>
+              </w:rPr>
+              <w:instrText xml:space="preserve"> PAGEREF _Toc236333586 \h </w:instrText>
+            </w:r>
+            <w:r>
+              <w:rPr>
+                <w:noProof/>
+                <w:webHidden/>
+              </w:rPr>
+            </w:r>
+            <w:r>
+              <w:rPr>
+                <w:noProof/>
+                <w:webHidden/>
+              </w:rPr>
+              <w:fldChar w:fldCharType="separate"/>
+            </w:r>
+            <w:r>
+              <w:rPr>
+                <w:noProof/>
+                <w:webHidden/>
+              </w:rPr>
+              <w:t>4</w:t>
+            </w:r>
+            <w:r>
+              <w:rPr>
+                <w:noProof/>
+                <w:webHidden/>
+              </w:rPr>
+              <w:fldChar w:fldCharType="end"/>
+            </w:r>
+          </w:hyperlink>
+        </w:p>
+        <w:p>
+          <w:pPr>
+            <w:pStyle w:val="TOC2"/>
+            <w:tabs>
+              <w:tab w:val="right" w:leader="dot" w:pos="9016"/>
+            </w:tabs>
+            <w:rPr>
+              <w:rFonts w:eastAsiaTheme="minorEastAsia"/>
+              <w:noProof/>
+              <w:lang w:eastAsia="en-GB"/>
+            </w:rPr>
+          </w:pPr>
+          <w:hyperlink w:anchor="_Toc236333587" w:history="1">
+            <w:r>
+              <w:rPr>
+                <w:rStyle w:val="Hyperlink"/>
+                <w:noProof/>
+              </w:rPr>
+              <w:t>2.4. Interface</w:t>
+            </w:r>
+            <w:r>
+              <w:rPr>
+                <w:noProof/>
+                <w:webHidden/>
+              </w:rPr>
+              <w:tab/>
+            </w:r>
+            <w:r>
+              <w:rPr>
+                <w:noProof/>
+                <w:webHidden/>
+              </w:rPr>
+              <w:fldChar w:fldCharType="begin"/>
+            </w:r>
+            <w:r>
+              <w:rPr>
+                <w:noProof/>
+                <w:webHidden/>
+              </w:rPr>
+              <w:instrText xml:space="preserve"> PAGEREF _Toc236333587 \h </w:instrText>
+            </w:r>
+            <w:r>
+              <w:rPr>
+                <w:noProof/>
+                <w:webHidden/>
+              </w:rPr>
+            </w:r>
+            <w:r>
+              <w:rPr>
+                <w:noProof/>
+                <w:webHidden/>
+              </w:rPr>
+              <w:fldChar w:fldCharType="separate"/>
+            </w:r>
+            <w:r>
+              <w:rPr>
+                <w:noProof/>
+                <w:webHidden/>
+              </w:rPr>
+              <w:t>5</w:t>
+            </w:r>
+            <w:r>
+              <w:rPr>
+                <w:noProof/>
+                <w:webHidden/>
+              </w:rPr>
+              <w:fldChar w:fldCharType="end"/>
+            </w:r>
+          </w:hyperlink>
+        </w:p>
+        <w:p>
+          <w:pPr>
+            <w:pStyle w:val="TOC1"/>
+            <w:tabs>
+              <w:tab w:val="right" w:leader="dot" w:pos="9016"/>
+            </w:tabs>
+            <w:rPr>
+              <w:rFonts w:eastAsiaTheme="minorEastAsia"/>
+              <w:noProof/>
+              <w:lang w:eastAsia="en-GB"/>
+            </w:rPr>
+          </w:pPr>
+          <w:hyperlink w:anchor="_Toc236333588" w:history="1">
+            <w:r>
+              <w:rPr>
+                <w:rStyle w:val="Hyperlink"/>
+                <w:noProof/>
+              </w:rPr>
+              <w:t>3. Implementation</w:t>
+            </w:r>
+            <w:r>
+              <w:rPr>
+                <w:noProof/>
+                <w:webHidden/>
+              </w:rPr>
+              <w:tab/>
+            </w:r>
+            <w:r>
+              <w:rPr>
+                <w:noProof/>
+                <w:webHidden/>
+              </w:rPr>
+              <w:fldChar w:fldCharType="begin"/>
+            </w:r>
+            <w:r>
+              <w:rPr>
+                <w:noProof/>
+                <w:webHidden/>
+              </w:rPr>
+              <w:instrText xml:space="preserve"> PAGEREF _Toc236333588 \h </w:instrText>
+            </w:r>
+            <w:r>
+              <w:rPr>
+                <w:noProof/>
+                <w:webHidden/>
+              </w:rPr>
+            </w:r>
+            <w:r>
+              <w:rPr>
+                <w:noProof/>
+                <w:webHidden/>
+              </w:rPr>
+              <w:fldChar w:fldCharType="separate"/>
+            </w:r>
+            <w:r>
+              <w:rPr>
+                <w:noProof/>
+                <w:webHidden/>
+              </w:rPr>
+              <w:t>5</w:t>
+            </w:r>
+            <w:r>
+              <w:rPr>
+                <w:noProof/>
+                <w:webHidden/>
+              </w:rPr>
+              <w:fldChar w:fldCharType="end"/>
+            </w:r>
+          </w:hyperlink>
+        </w:p>
+        <w:p>
+          <w:pPr>
+            <w:pStyle w:val="TOC1"/>
+            <w:tabs>
+              <w:tab w:val="right" w:leader="dot" w:pos="9016"/>
+            </w:tabs>
+            <w:rPr>
+              <w:rFonts w:eastAsiaTheme="minorEastAsia"/>
+              <w:noProof/>
+              <w:lang w:eastAsia="en-GB"/>
+            </w:rPr>
+          </w:pPr>
+          <w:hyperlink w:anchor="_Toc236333589" w:history="1">
+            <w:r>
+              <w:rPr>
+                <w:rStyle w:val="Hyperlink"/>
+                <w:noProof/>
+              </w:rPr>
+              <w:t>4. Testing</w:t>
+            </w:r>
+            <w:r>
+              <w:rPr>
+                <w:noProof/>
+                <w:webHidden/>
+              </w:rPr>
+              <w:tab/>
+            </w:r>
+            <w:r>
+              <w:rPr>
+                <w:noProof/>
+                <w:webHidden/>
+              </w:rPr>
+              <w:fldChar w:fldCharType="begin"/>
+            </w:r>
+            <w:r>
+              <w:rPr>
+                <w:noProof/>
+                <w:webHidden/>
+              </w:rPr>
+              <w:instrText xml:space="preserve"> PAGEREF _Toc236333589 \h </w:instrText>
+            </w:r>
+            <w:r>
+              <w:rPr>
+                <w:noProof/>
+                <w:webHidden/>
+              </w:rPr>
+            </w:r>
+            <w:r>
+              <w:rPr>
+                <w:noProof/>
+                <w:webHidden/>
+              </w:rPr>
+              <w:fldChar w:fldCharType="separate"/>
+            </w:r>
+            <w:r>
+              <w:rPr>
+                <w:noProof/>
+                <w:webHidden/>
+              </w:rPr>
+              <w:t>5</w:t>
+            </w:r>
+            <w:r>
+              <w:rPr>
+                <w:noProof/>
+                <w:webHidden/>
+              </w:rPr>
+              <w:fldChar w:fldCharType="end"/>
+            </w:r>
+          </w:hyperlink>
+        </w:p>
+        <w:p>
+          <w:pPr>
+            <w:pStyle w:val="TOC2"/>
+            <w:tabs>
+              <w:tab w:val="right" w:leader="dot" w:pos="9016"/>
+            </w:tabs>
+            <w:rPr>
+              <w:rFonts w:eastAsiaTheme="minorEastAsia"/>
+              <w:noProof/>
+              <w:lang w:eastAsia="en-GB"/>
+            </w:rPr>
+          </w:pPr>
+          <w:hyperlink w:anchor="_Toc236333590" w:history="1">
+            <w:r>
+              <w:rPr>
+                <w:rStyle w:val="Hyperlink"/>
+                <w:noProof/>
+              </w:rPr>
+              <w:t>4.1. Test strategy</w:t>
+            </w:r>
+            <w:r>
+              <w:rPr>
+                <w:noProof/>
+                <w:webHidden/>
+              </w:rPr>
+              <w:tab/>
+            </w:r>
+            <w:r>
+              <w:rPr>
+                <w:noProof/>
+                <w:webHidden/>
+              </w:rPr>
+              <w:fldChar w:fldCharType="begin"/>
+            </w:r>
+            <w:r>
+              <w:rPr>
+                <w:noProof/>
+                <w:webHidden/>
+              </w:rPr>
+              <w:instrText xml:space="preserve"> PAGEREF _Toc236333590 \h </w:instrText>
+            </w:r>
+            <w:r>
+              <w:rPr>
+                <w:noProof/>
+                <w:webHidden/>
+              </w:rPr>
+            </w:r>
+            <w:r>
+              <w:rPr>
+                <w:noProof/>
+                <w:webHidden/>
+              </w:rPr>
+              <w:fldChar w:fldCharType="separate"/>
+            </w:r>
+            <w:r>
+              <w:rPr>
+                <w:noProof/>
+                <w:webHidden/>
+              </w:rPr>
+              <w:t>5</w:t>
+            </w:r>
+            <w:r>
+              <w:rPr>
+                <w:noProof/>
+                <w:webHidden/>
+              </w:rPr>
+              <w:fldChar w:fldCharType="end"/>
+            </w:r>
+          </w:hyperlink>
+        </w:p>
+        <w:p>
+          <w:pPr>
+            <w:pStyle w:val="TOC2"/>
+            <w:tabs>
+              <w:tab w:val="right" w:leader="dot" w:pos="9016"/>
+            </w:tabs>
+            <w:rPr>
+              <w:rFonts w:eastAsiaTheme="minorEastAsia"/>
+              <w:noProof/>
+              <w:lang w:eastAsia="en-GB"/>
+            </w:rPr>
+          </w:pPr>
+          <w:hyperlink w:anchor="_Toc236333591" w:history="1">
+            <w:r>
+              <w:rPr>
+                <w:rStyle w:val="Hyperlink"/>
+                <w:noProof/>
+              </w:rPr>
+              <w:t>4.2. Key issues in development</w:t>
+            </w:r>
+            <w:r>
+              <w:rPr>
+                <w:noProof/>
+                <w:webHidden/>
+              </w:rPr>
+              <w:tab/>
+            </w:r>
+            <w:r>
+              <w:rPr>
+                <w:noProof/>
+                <w:webHidden/>
+              </w:rPr>
+              <w:fldChar w:fldCharType="begin"/>
+            </w:r>
+            <w:r>
+              <w:rPr>
+                <w:noProof/>
+                <w:webHidden/>
+              </w:rPr>
+              <w:instrText xml:space="preserve"> PAGEREF _Toc236333591 \h </w:instrText>
+            </w:r>
+            <w:r>
+              <w:rPr>
+                <w:noProof/>
+                <w:webHidden/>
+              </w:rPr>
+            </w:r>
+            <w:r>
+              <w:rPr>
+                <w:noProof/>
+                <w:webHidden/>
+              </w:rPr>
+              <w:fldChar w:fldCharType="separate"/>
+            </w:r>
+            <w:r>
+              <w:rPr>
+                <w:noProof/>
+                <w:webHidden/>
+              </w:rPr>
+              <w:t>6</w:t>
+            </w:r>
+            <w:r>
+              <w:rPr>
+                <w:noProof/>
+                <w:webHidden/>
+              </w:rPr>
+              <w:fldChar w:fldCharType="end"/>
+            </w:r>
+          </w:hyperlink>
+        </w:p>
+        <w:p>
+          <w:pPr>
+            <w:pStyle w:val="TOC1"/>
+            <w:tabs>
+              <w:tab w:val="right" w:leader="dot" w:pos="9016"/>
+            </w:tabs>
+            <w:rPr>
+              <w:rFonts w:eastAsiaTheme="minorEastAsia"/>
+              <w:noProof/>
+              <w:lang w:eastAsia="en-GB"/>
+            </w:rPr>
+          </w:pPr>
+          <w:hyperlink w:anchor="_Toc236333592" w:history="1">
+            <w:r>
+              <w:rPr>
+                <w:rStyle w:val="Hyperlink"/>
+                <w:noProof/>
+              </w:rPr>
+              <w:t>5. Reflection</w:t>
+            </w:r>
+            <w:r>
+              <w:rPr>
+                <w:noProof/>
+                <w:webHidden/>
+              </w:rPr>
+              <w:tab/>
+            </w:r>
+            <w:r>
+              <w:rPr>
+                <w:noProof/>
+                <w:webHidden/>
+              </w:rPr>
+              <w:fldChar w:fldCharType="begin"/>
+            </w:r>
+            <w:r>
+              <w:rPr>
+                <w:noProof/>
+                <w:webHidden/>
+              </w:rPr>
+              <w:instrText xml:space="preserve"> PAGEREF _Toc236333592 \h </w:instrText>
+            </w:r>
+            <w:r>
+              <w:rPr>
+                <w:noProof/>
+                <w:webHidden/>
+              </w:rPr>
+            </w:r>
+            <w:r>
+              <w:rPr>
+                <w:noProof/>
+                <w:webHidden/>
+              </w:rPr>
+              <w:fldChar w:fldCharType="separate"/>
+            </w:r>
+            <w:r>
+              <w:rPr>
+                <w:noProof/>
+                <w:webHidden/>
+              </w:rPr>
+              <w:t>6</w:t>
+            </w:r>
+            <w:r>
+              <w:rPr>
+                <w:noProof/>
+                <w:webHidden/>
+              </w:rPr>
+              <w:fldChar w:fldCharType="end"/>
+            </w:r>
+          </w:hyperlink>
+        </w:p>
+        <w:p>
+          <w:pPr>
+            <w:pStyle w:val="TOC1"/>
+            <w:tabs>
+              <w:tab w:val="right" w:leader="dot" w:pos="9016"/>
+            </w:tabs>
+            <w:rPr>
+              <w:rFonts w:eastAsiaTheme="minorEastAsia"/>
+              <w:noProof/>
+              <w:lang w:eastAsia="en-GB"/>
+            </w:rPr>
+          </w:pPr>
+          <w:hyperlink w:anchor="_Toc236333593" w:history="1">
+            <w:r>
+              <w:rPr>
+                <w:rStyle w:val="Hyperlink"/>
+                <w:noProof/>
+              </w:rPr>
+              <w:t>7. Future developments</w:t>
+            </w:r>
+            <w:r>
+              <w:rPr>
+                <w:noProof/>
+                <w:webHidden/>
+              </w:rPr>
+              <w:tab/>
+            </w:r>
+            <w:r>
+              <w:rPr>
+                <w:noProof/>
+                <w:webHidden/>
+              </w:rPr>
+              <w:fldChar w:fldCharType="begin"/>
+            </w:r>
+            <w:r>
+              <w:rPr>
+                <w:noProof/>
+                <w:webHidden/>
+              </w:rPr>
+              <w:instrText xml:space="preserve"> PAGEREF _Toc236333593 \h </w:instrText>
+            </w:r>
+            <w:r>
+              <w:rPr>
+                <w:noProof/>
+                <w:webHidden/>
+              </w:rPr>
+            </w:r>
+            <w:r>
+              <w:rPr>
+                <w:noProof/>
+                <w:webHidden/>
+              </w:rPr>
+              <w:fldChar w:fldCharType="separate"/>
+            </w:r>
+            <w:r>
+              <w:rPr>
+                <w:noProof/>
+                <w:webHidden/>
+              </w:rPr>
+              <w:t>6</w:t>
+            </w:r>
+            <w:r>
+              <w:rPr>
+                <w:noProof/>
+                <w:webHidden/>
+              </w:rPr>
+              <w:fldChar w:fldCharType="end"/>
+            </w:r>
+          </w:hyperlink>
+        </w:p>
+        <w:p>
+          <w:pPr>
+            <w:pStyle w:val="TOC1"/>
+            <w:tabs>
+              <w:tab w:val="right" w:leader="dot" w:pos="9016"/>
+            </w:tabs>
+            <w:rPr>
+              <w:rFonts w:eastAsiaTheme="minorEastAsia"/>
+              <w:noProof/>
+              <w:lang w:eastAsia="en-GB"/>
+            </w:rPr>
+          </w:pPr>
+          <w:hyperlink w:anchor="_Toc236333594" w:history="1">
+            <w:r>
+              <w:rPr>
+                <w:rStyle w:val="Hyperlink"/>
+                <w:noProof/>
+              </w:rPr>
+              <w:t>8. Conclusion</w:t>
+            </w:r>
+            <w:r>
+              <w:rPr>
+                <w:noProof/>
+                <w:webHidden/>
+              </w:rPr>
+              <w:tab/>
+            </w:r>
+            <w:r>
+              <w:rPr>
+                <w:noProof/>
+                <w:webHidden/>
+              </w:rPr>
+              <w:fldChar w:fldCharType="begin"/>
+            </w:r>
+            <w:r>
+              <w:rPr>
+                <w:noProof/>
+                <w:webHidden/>
+              </w:rPr>
+              <w:instrText xml:space="preserve"> PAGEREF _Toc236333594 \h </w:instrText>
+            </w:r>
+            <w:r>
+              <w:rPr>
+                <w:noProof/>
+                <w:webHidden/>
+              </w:rPr>
+            </w:r>
+            <w:r>
+              <w:rPr>
+                <w:noProof/>
+                <w:webHidden/>
+              </w:rPr>
+              <w:fldChar w:fldCharType="separate"/>
+            </w:r>
+            <w:r>
+              <w:rPr>
+                <w:noProof/>
+                <w:webHidden/>
+              </w:rPr>
+              <w:t>6</w:t>
+            </w:r>
+            <w:r>
+              <w:rPr>
+                <w:noProof/>
+                <w:webHidden/>
+              </w:rPr>
+              <w:fldChar w:fldCharType="end"/>
+            </w:r>
+          </w:hyperlink>
+        </w:p>
+        <w:p>
+          <w:pPr>
+            <w:pStyle w:val="TOC1"/>
+            <w:tabs>
+              <w:tab w:val="right" w:leader="dot" w:pos="9016"/>
+            </w:tabs>
+            <w:rPr>
+              <w:rFonts w:eastAsiaTheme="minorEastAsia"/>
+              <w:noProof/>
+              <w:lang w:eastAsia="en-GB"/>
+            </w:rPr>
+          </w:pPr>
+          <w:hyperlink w:anchor="_Toc236333595" w:history="1">
+            <w:r>
+              <w:rPr>
+                <w:rStyle w:val="Hyperlink"/>
+                <w:noProof/>
+              </w:rPr>
+              <w:t>9. References</w:t>
+            </w:r>
+            <w:r>
+              <w:rPr>
+                <w:noProof/>
+                <w:webHidden/>
+              </w:rPr>
+              <w:tab/>
+            </w:r>
+            <w:r>
+              <w:rPr>
+                <w:noProof/>
+                <w:webHidden/>
+              </w:rPr>
+              <w:fldChar w:fldCharType="begin"/>
+            </w:r>
+            <w:r>
+              <w:rPr>
+                <w:noProof/>
+                <w:webHidden/>
+              </w:rPr>
+              <w:instrText xml:space="preserve"> PAGEREF _Toc236333595 \h </w:instrText>
+            </w:r>
+            <w:r>
+              <w:rPr>
+                <w:noProof/>
+                <w:webHidden/>
+              </w:rPr>
+            </w:r>
+            <w:r>
+              <w:rPr>
+                <w:noProof/>
+                <w:webHidden/>
+              </w:rPr>
+              <w:fldChar w:fldCharType="separate"/>
+            </w:r>
+            <w:r>
+              <w:rPr>
+                <w:noProof/>
+                <w:webHidden/>
+              </w:rPr>
+              <w:t>6</w:t>
+            </w:r>
+            <w:r>
+              <w:rPr>
+                <w:noProof/>
+                <w:webHidden/>
+              </w:rPr>
+              <w:fldChar w:fldCharType="end"/>
+            </w:r>
+          </w:hyperlink>
+        </w:p>
+        <w:p>
+          <w:pPr>
+            <w:pStyle w:val="TOC1"/>
+            <w:tabs>
+              <w:tab w:val="right" w:leader="dot" w:pos="9016"/>
+            </w:tabs>
+            <w:rPr>
+              <w:rFonts w:eastAsiaTheme="minorEastAsia"/>
+              <w:noProof/>
+              <w:lang w:eastAsia="en-GB"/>
+            </w:rPr>
+          </w:pPr>
+          <w:hyperlink w:anchor="_Toc236333596" w:history="1">
+            <w:r>
+              <w:rPr>
+                <w:rStyle w:val="Hyperlink"/>
+                <w:noProof/>
+              </w:rPr>
+              <w:t>10. Appendix</w:t>
+            </w:r>
+            <w:r>
+              <w:rPr>
+                <w:noProof/>
+                <w:webHidden/>
+              </w:rPr>
+              <w:tab/>
+            </w:r>
+            <w:r>
+              <w:rPr>
+                <w:noProof/>
+                <w:webHidden/>
+              </w:rPr>
+              <w:fldChar w:fldCharType="begin"/>
+            </w:r>
+            <w:r>
+              <w:rPr>
+                <w:noProof/>
+                <w:webHidden/>
+              </w:rPr>
+              <w:instrText xml:space="preserve"> PAGEREF _Toc236333596 \h </w:instrText>
+            </w:r>
+            <w:r>
+              <w:rPr>
+                <w:noProof/>
+                <w:webHidden/>
+              </w:rPr>
+            </w:r>
+            <w:r>
+              <w:rPr>
+                <w:noProof/>
+                <w:webHidden/>
+              </w:rPr>
+              <w:fldChar w:fldCharType="separate"/>
+            </w:r>
+            <w:r>
+              <w:rPr>
+                <w:noProof/>
+                <w:webHidden/>
+              </w:rPr>
+              <w:t>7</w:t>
+            </w:r>
+            <w:r>
+              <w:rPr>
+                <w:noProof/>
+                <w:webHidden/>
+              </w:rPr>
+              <w:fldChar w:fldCharType="end"/>
+            </w:r>
+          </w:hyperlink>
+        </w:p>
+        <w:p>
+          <w:pPr>
+            <w:pStyle w:val="TOC2"/>
+            <w:tabs>
+              <w:tab w:val="right" w:leader="dot" w:pos="9016"/>
+            </w:tabs>
+            <w:rPr>
+              <w:rFonts w:eastAsiaTheme="minorEastAsia"/>
+              <w:noProof/>
+              <w:lang w:eastAsia="en-GB"/>
+            </w:rPr>
+          </w:pPr>
+          <w:hyperlink w:anchor="_Toc236333597" w:history="1">
+            <w:r>
+              <w:rPr>
+                <w:rStyle w:val="Hyperlink"/>
+                <w:noProof/>
+              </w:rPr>
+              <w:t>Appendix 1: Planned functions and schemas</w:t>
+            </w:r>
+            <w:r>
+              <w:rPr>
+                <w:noProof/>
+                <w:webHidden/>
+              </w:rPr>
+              <w:tab/>
+            </w:r>
+            <w:r>
+              <w:rPr>
+                <w:noProof/>
+                <w:webHidden/>
+              </w:rPr>
+              <w:fldChar w:fldCharType="begin"/>
+            </w:r>
+            <w:r>
+              <w:rPr>
+                <w:noProof/>
+                <w:webHidden/>
+              </w:rPr>
+              <w:instrText xml:space="preserve"> PAGEREF _Toc236333597 \h </w:instrText>
+            </w:r>
+            <w:r>
+              <w:rPr>
+                <w:noProof/>
+                <w:webHidden/>
+              </w:rPr>
+            </w:r>
+            <w:r>
+              <w:rPr>
+                <w:noProof/>
+                <w:webHidden/>
+              </w:rPr>
+              <w:fldChar w:fldCharType="separate"/>
+            </w:r>
+            <w:r>
+              <w:rPr>
+                <w:noProof/>
+                <w:webHidden/>
+              </w:rPr>
+              <w:t>7</w:t>
+            </w:r>
+            <w:r>
+              <w:rPr>
+                <w:noProof/>
+                <w:webHidden/>
+              </w:rPr>
+              <w:fldChar w:fldCharType="end"/>
+            </w:r>
+          </w:hyperlink>
+        </w:p>
+        <w:p>
+          <w:pPr>
+            <w:pStyle w:val="TOC2"/>
+            <w:tabs>
+              <w:tab w:val="right" w:leader="dot" w:pos="9016"/>
+            </w:tabs>
+            <w:rPr>
+              <w:rFonts w:eastAsiaTheme="minorEastAsia"/>
+              <w:noProof/>
+              <w:lang w:eastAsia="en-GB"/>
+            </w:rPr>
+          </w:pPr>
+          <w:hyperlink w:anchor="_Toc236333598" w:history="1">
+            <w:r>
+              <w:rPr>
+                <w:rStyle w:val="Hyperlink"/>
+                <w:noProof/>
+              </w:rPr>
+              <w:t>Appendix 2: Interface notes</w:t>
+            </w:r>
+            <w:r>
+              <w:rPr>
+                <w:noProof/>
+                <w:webHidden/>
+              </w:rPr>
+              <w:tab/>
+            </w:r>
+            <w:r>
+              <w:rPr>
+                <w:noProof/>
+                <w:webHidden/>
+              </w:rPr>
+              <w:fldChar w:fldCharType="begin"/>
+            </w:r>
+            <w:r>
+              <w:rPr>
+                <w:noProof/>
+                <w:webHidden/>
+              </w:rPr>
+              <w:instrText xml:space="preserve"> PAGEREF _Toc236333598 \h </w:instrText>
+            </w:r>
+            <w:r>
+              <w:rPr>
+                <w:noProof/>
+                <w:webHidden/>
+              </w:rPr>
+            </w:r>
+            <w:r>
+              <w:rPr>
+                <w:noProof/>
+                <w:webHidden/>
+              </w:rPr>
+              <w:fldChar w:fldCharType="separate"/>
+            </w:r>
+            <w:r>
+              <w:rPr>
+                <w:noProof/>
+                <w:webHidden/>
+              </w:rPr>
+              <w:t>8</w:t>
+            </w:r>
+            <w:r>
+              <w:rPr>
+                <w:noProof/>
+                <w:webHidden/>
+              </w:rPr>
+              <w:fldChar w:fldCharType="end"/>
+            </w:r>
+          </w:hyperlink>
+        </w:p>
+        <w:p>
+          <w:pPr>
+            <w:pStyle w:val="TOC2"/>
+            <w:tabs>
+              <w:tab w:val="right" w:leader="dot" w:pos="9016"/>
+            </w:tabs>
+            <w:rPr>
+              <w:rFonts w:eastAsiaTheme="minorEastAsia"/>
+              <w:noProof/>
+              <w:lang w:eastAsia="en-GB"/>
+            </w:rPr>
+          </w:pPr>
+          <w:hyperlink w:anchor="_Toc236333599" w:history="1">
+            <w:r>
+              <w:rPr>
+                <w:rStyle w:val="Hyperlink"/>
+                <w:noProof/>
+              </w:rPr>
+              <w:t>Appendix 3: Flow diagram</w:t>
+            </w:r>
+            <w:r>
+              <w:rPr>
+                <w:noProof/>
+                <w:webHidden/>
+              </w:rPr>
+              <w:tab/>
+            </w:r>
+            <w:r>
+              <w:rPr>
+                <w:noProof/>
+                <w:webHidden/>
+              </w:rPr>
+              <w:fldChar w:fldCharType="begin"/>
+            </w:r>
+            <w:r>
+              <w:rPr>
+                <w:noProof/>
+                <w:webHidden/>
+              </w:rPr>
+              <w:instrText xml:space="preserve"> PAGEREF _Toc236333599 \h </w:instrText>
+            </w:r>
+            <w:r>
+              <w:rPr>
+                <w:noProof/>
+                <w:webHidden/>
+              </w:rPr>
+            </w:r>
+            <w:r>
+              <w:rPr>
+                <w:noProof/>
+                <w:webHidden/>
+              </w:rPr>
+              <w:fldChar w:fldCharType="separate"/>
+            </w:r>
+            <w:r>
+              <w:rPr>
+                <w:noProof/>
+                <w:webHidden/>
+              </w:rPr>
+              <w:t>9</w:t>
+            </w:r>
+            <w:r>
+              <w:rPr>
+                <w:noProof/>
+                <w:webHidden/>
+              </w:rPr>
+              <w:fldChar w:fldCharType="end"/>
+            </w:r>
+          </w:hyperlink>
+        </w:p>
+        <w:p>
+          <w:pPr>
+            <w:pStyle w:val="TOC2"/>
+            <w:tabs>
+              <w:tab w:val="right" w:leader="dot" w:pos="9016"/>
+            </w:tabs>
+            <w:rPr>
+              <w:rFonts w:eastAsiaTheme="minorEastAsia"/>
+              <w:noProof/>
+              <w:lang w:eastAsia="en-GB"/>
+            </w:rPr>
+          </w:pPr>
+          <w:hyperlink w:anchor="_Toc236333600" w:history="1">
+            <w:r>
+              <w:rPr>
+                <w:rStyle w:val="Hyperlink"/>
+                <w:noProof/>
+              </w:rPr>
+              <w:t>Appendix 4: Testing table</w:t>
+            </w:r>
+            <w:r>
+              <w:rPr>
+                <w:noProof/>
+                <w:webHidden/>
+              </w:rPr>
+              <w:tab/>
+            </w:r>
+            <w:r>
+              <w:rPr>
+                <w:noProof/>
+                <w:webHidden/>
+              </w:rPr>
+              <w:fldChar w:fldCharType="begin"/>
+            </w:r>
+            <w:r>
+              <w:rPr>
+                <w:noProof/>
+                <w:webHidden/>
+              </w:rPr>
+              <w:instrText xml:space="preserve"> PAGEREF _Toc236333600 \h </w:instrText>
+            </w:r>
+            <w:r>
+              <w:rPr>
+                <w:noProof/>
+                <w:webHidden/>
+              </w:rPr>
+            </w:r>
+            <w:r>
+              <w:rPr>
+                <w:noProof/>
+                <w:webHidden/>
+              </w:rPr>
+              <w:fldChar w:fldCharType="separate"/>
+            </w:r>
+            <w:r>
+              <w:rPr>
+                <w:noProof/>
+                <w:webHidden/>
+              </w:rPr>
+              <w:t>10</w:t>
+            </w:r>
+            <w:r>
+              <w:rPr>
+                <w:noProof/>
+                <w:webHidden/>
+              </w:rPr>
+              <w:fldChar w:fldCharType="end"/>
+            </w:r>
+          </w:hyperlink>
+        </w:p>
+        <w:p>
+          <w:r>
+            <w:rPr>
+              <w:b/>
+              <w:bCs/>
+              <w:noProof/>
+            </w:rPr>
+            <w:fldChar w:fldCharType="end"/>
+          </w:r>
+        </w:p>
+      </w:sdtContent>
+    </w:sdt>
+    <w:p>
+      <w:pPr>
+        <w:rPr>
+          <w:rFonts w:asciiTheme="majorHAnsi" w:eastAsiaTheme="majorEastAsia" w:hAnsiTheme="majorHAnsi" w:cstheme="majorBidi"/>
+          <w:color w:val="0F4761" w:themeColor="accent1" w:themeShade="BF"/>
+          <w:sz w:val="40"/>
+          <w:szCs w:val="40"/>
+        </w:rPr>
+      </w:pPr>
+    </w:p>
     <w:p>
       <w:pPr>
         <w:pStyle w:val="Heading1"/>
       </w:pPr>
+    </w:p>
+    <w:p>
+      <w:pPr>
+        <w:pStyle w:val="Heading1"/>
+      </w:pPr>
+      <w:bookmarkStart w:id="0" w:name="_Toc236333579"/>
       <w:r>
         <w:t xml:space="preserve">1. </w:t>
       </w:r>
       <w:r>
         <w:t>Introduction</w:t>
       </w:r>
-    </w:p>
-    <w:p>
-      <w:r>
-        <w:t>When working on a project, a developer may need to make a note of a subtask within a project or schedule some time for a ticket they are working on. This may require adding comment to the codebase like “TODO: x”, cluttering the codebase, or updating an external ticket tracker or calendar, breaking their flow. Therefore, a small terminal-based task tracking system would be useful to allow developers to make quick personal notes without leaving their editor.</w:t>
+      <w:bookmarkEnd w:id="0"/>
+    </w:p>
+    <w:p>
+      <w:r>
+        <w:t xml:space="preserve">When working on a project, a developer may need to make a note of a subtask within a project or schedule some time for a ticket they are working on. This may require adding </w:t>
+      </w:r>
+      <w:r>
+        <w:lastRenderedPageBreak/>
+        <w:t>comment to the codebase like “TODO: x”, cluttering the codebase, or updating an external ticket tracker or calendar, breaking their flow. Therefore, a small terminal-based task tracking system would be useful to allow developers to make quick personal notes without leaving their editor.</w:t>
       </w:r>
     </w:p>
     <w:p>
       <w:pPr>
         <w:pStyle w:val="Heading1"/>
       </w:pPr>
+      <w:bookmarkStart w:id="1" w:name="_Toc236333580"/>
       <w:r>
         <w:t>2</w:t>
       </w:r>
@@ -31,32 +2167,67 @@
       <w:r>
         <w:t>Application design</w:t>
       </w:r>
+      <w:bookmarkEnd w:id="1"/>
     </w:p>
     <w:p>
       <w:pPr>
         <w:pStyle w:val="Heading2"/>
       </w:pPr>
+      <w:bookmarkStart w:id="2" w:name="_Toc236333581"/>
       <w:r>
         <w:t>2.1. Requirements</w:t>
       </w:r>
+      <w:bookmarkEnd w:id="2"/>
     </w:p>
     <w:p>
       <w:pPr>
         <w:pStyle w:val="Heading3"/>
       </w:pPr>
+      <w:bookmarkStart w:id="3" w:name="_Toc236333582"/>
       <w:r>
         <w:t>2.1.1. Functional requirements</w:t>
       </w:r>
-    </w:p>
-    <w:p>
+      <w:bookmarkEnd w:id="3"/>
+    </w:p>
+    <w:p>
+      <w:pPr>
+        <w:pStyle w:val="Heading4"/>
+      </w:pPr>
       <w:r>
         <w:t xml:space="preserve">FR1 </w:t>
       </w:r>
       <w:r>
         <w:t>Allow the user to perform CRUD operations on tasks</w:t>
       </w:r>
-    </w:p>
-    <w:p>
+      <w:r>
+        <w:t xml:space="preserve"> </w:t>
+      </w:r>
+    </w:p>
+    <w:p>
+      <w:r>
+        <w:t xml:space="preserve">Users must be able to create new tasks and update existing </w:t>
+      </w:r>
+      <w:proofErr w:type="gramStart"/>
+      <w:r>
+        <w:t>tasks</w:t>
+      </w:r>
+      <w:proofErr w:type="gramEnd"/>
+      <w:r>
+        <w:t xml:space="preserve"> so they are not forced to retype </w:t>
+      </w:r>
+      <w:proofErr w:type="gramStart"/>
+      <w:r>
+        <w:t>all of</w:t>
+      </w:r>
+      <w:proofErr w:type="gramEnd"/>
+      <w:r>
+        <w:t xml:space="preserve"> a task’s information to make a small change, improving User Experience (UX). Deleting specific tasks allows users to remove now-unnecessary tasks from view. Lastly, users must be able to view truncated details for all tasks at once, or full details for a single task by inputting its id.</w:t>
+      </w:r>
+    </w:p>
+    <w:p>
+      <w:pPr>
+        <w:pStyle w:val="Heading4"/>
+      </w:pPr>
       <w:r>
         <w:t xml:space="preserve">FR2 </w:t>
       </w:r>
@@ -66,32 +2237,60 @@
     </w:p>
     <w:p>
       <w:r>
+        <w:t>Tasks must have a category property which lets users logically group tasks together. Task categories must be reflected in read operations, offering a significant UX benefit by allowing the user to focus on similar tasks together without forcing them to create singular huge tasks</w:t>
+      </w:r>
+      <w:r>
+        <w:t xml:space="preserve"> which discourage decomposition</w:t>
+      </w:r>
+      <w:r>
+        <w:t xml:space="preserve">.  </w:t>
+      </w:r>
+    </w:p>
+    <w:p>
+      <w:pPr>
+        <w:pStyle w:val="Heading4"/>
+      </w:pPr>
+      <w:r>
         <w:t xml:space="preserve">FR3 </w:t>
       </w:r>
       <w:r>
         <w:t>Store</w:t>
       </w:r>
       <w:r>
-        <w:t xml:space="preserve"> tasks to and retrieve tasks from a local file between program executions </w:t>
-      </w:r>
-    </w:p>
-    <w:p>
-      <w:r>
-        <w:t xml:space="preserve">FR4 </w:t>
-      </w:r>
-      <w:r>
-        <w:t>Allow users to output tasks sorted into categories</w:t>
-      </w:r>
-    </w:p>
+        <w:t xml:space="preserve"> tasks </w:t>
+      </w:r>
+      <w:r>
+        <w:t>and retrieve tasks locally</w:t>
+      </w:r>
+    </w:p>
+    <w:p>
+      <w:r>
+        <w:t xml:space="preserve">Tasks should be saved to a local file after </w:t>
+      </w:r>
+      <w:proofErr w:type="gramStart"/>
+      <w:r>
+        <w:t>create</w:t>
+      </w:r>
+      <w:proofErr w:type="gramEnd"/>
+      <w:r>
+        <w:t>, read, or update operations, and when the user requests to save.  Storing program state locally will allow users quick access to their tasks without configuring external storage solutions and ensure that users’ tasks are safe if the program crashes. This will reduce frustration in users and offer them flexibility with how long to run the program at any one time.</w:t>
+      </w:r>
+    </w:p>
+    <w:p/>
     <w:p>
       <w:pPr>
         <w:pStyle w:val="Heading3"/>
       </w:pPr>
+      <w:bookmarkStart w:id="4" w:name="_Toc236333583"/>
       <w:r>
         <w:t>2.1.2. Non-functional requirements</w:t>
       </w:r>
-    </w:p>
-    <w:p>
+      <w:bookmarkEnd w:id="4"/>
+    </w:p>
+    <w:p>
+      <w:pPr>
+        <w:pStyle w:val="Heading4"/>
+      </w:pPr>
       <w:r>
         <w:t xml:space="preserve">NFR1 </w:t>
       </w:r>
@@ -101,13 +2300,49 @@
     </w:p>
     <w:p>
       <w:r>
+        <w:t xml:space="preserve">Terminal users are likely to be familiar with data and programming concepts such as task IDs, </w:t>
+      </w:r>
+      <w:proofErr w:type="spellStart"/>
+      <w:r>
+        <w:t>json</w:t>
+      </w:r>
+      <w:proofErr w:type="spellEnd"/>
+      <w:r>
+        <w:t xml:space="preserve">, etc. Therefore, this application should </w:t>
+      </w:r>
+      <w:proofErr w:type="gramStart"/>
+      <w:r>
+        <w:t>offers</w:t>
+      </w:r>
+      <w:proofErr w:type="gramEnd"/>
+      <w:r>
+        <w:t xml:space="preserve"> users visibility into the program’s data management to improve visibility for the user if they make any input errors, or the application runs into unexpected errors. However, outputs must also be clear and actionable to ensure a smooth user experience.</w:t>
+      </w:r>
+    </w:p>
+    <w:p>
+      <w:pPr>
+        <w:pStyle w:val="Heading4"/>
+      </w:pPr>
+      <w:r>
+        <w:lastRenderedPageBreak/>
         <w:t xml:space="preserve">NFR2 </w:t>
       </w:r>
       <w:r>
         <w:t>Must handle unexpected errors gracefully without crashing</w:t>
       </w:r>
-    </w:p>
-    <w:p>
+      <w:r>
+        <w:tab/>
+      </w:r>
+    </w:p>
+    <w:p>
+      <w:r>
+        <w:t xml:space="preserve">The program must catch expected and unexpected errors, offering the user guidance where appropriate and informing the user of unrecoverable errors, while ensuring the program does not stop running because of those errors. Additionally, users should only be asked to re-enter invalid fields, rather than needing to also re-enter valid information. This will prevent user frustration if they make a mistake while entering task information.   </w:t>
+      </w:r>
+    </w:p>
+    <w:p>
+      <w:pPr>
+        <w:pStyle w:val="Heading4"/>
+      </w:pPr>
       <w:r>
         <w:t xml:space="preserve">NFR3 </w:t>
       </w:r>
@@ -116,9 +2351,58 @@
       </w:r>
     </w:p>
     <w:p>
+      <w:r>
+        <w:t xml:space="preserve">A key theme of this tool is to be lightweight and easy to run to ensure developer flow is not broken and to ensure it can perform on already-strained machines. Key operations must be optimised to offer a smooth, responsive interface and limit the time a developer must spend focussing on adding their new task. </w:t>
+      </w:r>
+    </w:p>
+    <w:p/>
+    <w:p>
       <w:pPr>
         <w:pStyle w:val="Heading2"/>
       </w:pPr>
+      <w:bookmarkStart w:id="5" w:name="_Toc236333584"/>
+      <w:r>
+        <w:t>2.</w:t>
+      </w:r>
+      <w:r>
+        <w:t>1.3</w:t>
+      </w:r>
+      <w:r>
+        <w:t>. Out-of-scope</w:t>
+      </w:r>
+      <w:bookmarkEnd w:id="5"/>
+    </w:p>
+    <w:p>
+      <w:pPr>
+        <w:rPr>
+          <w:i/>
+          <w:iCs/>
+        </w:rPr>
+      </w:pPr>
+      <w:r>
+        <w:t>C</w:t>
+      </w:r>
+      <w:r>
+        <w:t>ustomisation for styling, bulk deletion, or retrieving full details for multiple tasks would improve UX</w:t>
+      </w:r>
+      <w:r>
+        <w:t xml:space="preserve">. However, this </w:t>
+      </w:r>
+      <w:r>
+        <w:t xml:space="preserve">is not necessary for the prototype stage, which is focussed on core functionalities and experience. </w:t>
+      </w:r>
+    </w:p>
+    <w:p>
+      <w:r>
+        <w:t xml:space="preserve">This application is intended as a personal productivity tool rather than a team coordination tool. Therefore, external storage options are not required to allow remote access by others, although future updates may offer options for backing up, versioning, or personal remote access to improve availability and portability. </w:t>
+      </w:r>
+    </w:p>
+    <w:p/>
+    <w:p>
+      <w:pPr>
+        <w:pStyle w:val="Heading2"/>
+      </w:pPr>
+      <w:bookmarkStart w:id="6" w:name="_Toc236333585"/>
       <w:r>
         <w:t>2</w:t>
       </w:r>
@@ -131,11 +2415,29 @@
       <w:r>
         <w:t>. High level flow</w:t>
       </w:r>
-    </w:p>
+      <w:bookmarkEnd w:id="6"/>
+    </w:p>
+    <w:p>
+      <w:pPr>
+        <w:rPr>
+          <w:i/>
+          <w:iCs/>
+        </w:rPr>
+      </w:pPr>
+      <w:r>
+        <w:rPr>
+          <w:i/>
+          <w:iCs/>
+        </w:rPr>
+        <w:t>Appendix 3: Flow diagram</w:t>
+      </w:r>
+    </w:p>
+    <w:p/>
     <w:p>
       <w:pPr>
         <w:pStyle w:val="Heading2"/>
       </w:pPr>
+      <w:bookmarkStart w:id="7" w:name="_Toc236333586"/>
       <w:r>
         <w:t>2</w:t>
       </w:r>
@@ -148,8 +2450,8 @@
       <w:r>
         <w:t>. Planned functions and modules</w:t>
       </w:r>
-    </w:p>
-    <w:p/>
+      <w:bookmarkEnd w:id="7"/>
+    </w:p>
     <w:p>
       <w:r>
         <w:t>There are 3</w:t>
@@ -232,8 +2534,57 @@
     </w:p>
     <w:p>
       <w:pPr>
+        <w:rPr>
+          <w:i/>
+          <w:iCs/>
+        </w:rPr>
+      </w:pPr>
+      <w:r>
+        <w:rPr>
+          <w:i/>
+          <w:iCs/>
+        </w:rPr>
+        <w:t>Appendix 1: Planned functions and schemas</w:t>
+      </w:r>
+    </w:p>
+    <w:p>
+      <w:pPr>
+        <w:rPr>
+          <w:i/>
+          <w:iCs/>
+        </w:rPr>
+      </w:pPr>
+    </w:p>
+    <w:p>
+      <w:pPr>
+        <w:pStyle w:val="Heading2"/>
+      </w:pPr>
+      <w:bookmarkStart w:id="8" w:name="_Toc236333587"/>
+      <w:r>
+        <w:t>2.4. Interface</w:t>
+      </w:r>
+      <w:bookmarkEnd w:id="8"/>
+    </w:p>
+    <w:p>
+      <w:pPr>
+        <w:rPr>
+          <w:i/>
+          <w:iCs/>
+        </w:rPr>
+      </w:pPr>
+      <w:r>
+        <w:rPr>
+          <w:i/>
+          <w:iCs/>
+        </w:rPr>
+        <w:t>Appendix 2: Interface notes</w:t>
+      </w:r>
+    </w:p>
+    <w:p>
+      <w:pPr>
         <w:pStyle w:val="Heading1"/>
       </w:pPr>
+      <w:bookmarkStart w:id="9" w:name="_Toc236333588"/>
       <w:r>
         <w:t>3</w:t>
       </w:r>
@@ -243,6 +2594,7 @@
       <w:r>
         <w:t>Implementation</w:t>
       </w:r>
+      <w:bookmarkEnd w:id="9"/>
     </w:p>
     <w:p>
       <w:r>
@@ -279,6 +2631,7 @@
       <w:pPr>
         <w:pStyle w:val="Heading1"/>
       </w:pPr>
+      <w:bookmarkStart w:id="10" w:name="_Toc236333589"/>
       <w:r>
         <w:t>4</w:t>
       </w:r>
@@ -288,16 +2641,25 @@
       <w:r>
         <w:t>ting</w:t>
       </w:r>
+      <w:bookmarkEnd w:id="10"/>
     </w:p>
     <w:p>
       <w:pPr>
         <w:pStyle w:val="Heading2"/>
       </w:pPr>
+      <w:bookmarkStart w:id="11" w:name="_Toc236333590"/>
       <w:r>
         <w:t>4.1. Test strategy</w:t>
       </w:r>
-    </w:p>
-    <w:p>
+      <w:bookmarkEnd w:id="11"/>
+    </w:p>
+    <w:p>
+      <w:pPr>
+        <w:rPr>
+          <w:i/>
+          <w:iCs/>
+        </w:rPr>
+      </w:pPr>
       <w:r>
         <w:t xml:space="preserve">Prior to development, a test table was developed to capture unit and </w:t>
       </w:r>
@@ -308,7 +2670,17 @@
         <w:t>tests for this application</w:t>
       </w:r>
       <w:r>
-        <w:t xml:space="preserve"> (see REPLACE_PLACE_NAME)</w:t>
+        <w:t xml:space="preserve"> (see </w:t>
+      </w:r>
+      <w:r>
+        <w:rPr>
+          <w:i/>
+          <w:iCs/>
+        </w:rPr>
+        <w:t>Appendix 4: Testing table</w:t>
+      </w:r>
+      <w:r>
+        <w:t>)</w:t>
       </w:r>
       <w:r>
         <w:t xml:space="preserve">. </w:t>
@@ -336,11 +2708,18 @@
         <w:t xml:space="preserve"> tests were </w:t>
       </w:r>
       <w:r>
-        <w:t>developed to cover REPLACE_WITH_NON_FUNCTIONAL_TESTS.</w:t>
-      </w:r>
-    </w:p>
-    <w:p>
-      <w:r>
+        <w:t>developed to cover</w:t>
+      </w:r>
+      <w:r>
+        <w:t xml:space="preserve"> performance and resilience requirements, ensuring that the program performs under expected load and handles unexpected errors gracefully</w:t>
+      </w:r>
+      <w:r>
+        <w:t>.</w:t>
+      </w:r>
+    </w:p>
+    <w:p>
+      <w:r>
+        <w:lastRenderedPageBreak/>
         <w:t xml:space="preserve">While less efficient in the long-term than automated tests, these manual tests cover all the program’s requirements. Additionally, this ensures time is wasted writing tests that are likely to be obsolescent past the prototype phase. Therefore, manual testing is suitable for a prototype of this scope. </w:t>
       </w:r>
     </w:p>
@@ -348,49 +2727,97 @@
       <w:pPr>
         <w:pStyle w:val="Heading2"/>
       </w:pPr>
-      <w:r>
-        <w:lastRenderedPageBreak/>
-        <w:t xml:space="preserve">4.2. Key issues in development </w:t>
+      <w:bookmarkStart w:id="12" w:name="_Toc236333591"/>
+      <w:r>
+        <w:t>4.2. Key issues in development</w:t>
+      </w:r>
+      <w:bookmarkEnd w:id="12"/>
+      <w:r>
+        <w:t xml:space="preserve"> </w:t>
       </w:r>
     </w:p>
     <w:p>
       <w:pPr>
         <w:pStyle w:val="Heading1"/>
       </w:pPr>
+      <w:bookmarkStart w:id="13" w:name="_Toc236333592"/>
       <w:r>
         <w:t>5. Reflection</w:t>
       </w:r>
+      <w:bookmarkEnd w:id="13"/>
     </w:p>
     <w:p>
       <w:pPr>
         <w:pStyle w:val="Heading1"/>
       </w:pPr>
+      <w:bookmarkStart w:id="14" w:name="_Toc236333593"/>
       <w:r>
         <w:t>7. Future developments</w:t>
       </w:r>
+      <w:bookmarkEnd w:id="14"/>
+    </w:p>
+    <w:p>
+      <w:pPr>
+        <w:pStyle w:val="ListParagraph"/>
+        <w:numPr>
+          <w:ilvl w:val="0"/>
+          <w:numId w:val="7"/>
+        </w:numPr>
+      </w:pPr>
+      <w:r>
+        <w:t>Allow bulk-deletion and view multiple tasks by their ID</w:t>
+      </w:r>
+    </w:p>
+    <w:p>
+      <w:pPr>
+        <w:pStyle w:val="ListParagraph"/>
+        <w:numPr>
+          <w:ilvl w:val="0"/>
+          <w:numId w:val="7"/>
+        </w:numPr>
+      </w:pPr>
+      <w:r>
+        <w:t>Allow backups and versioning</w:t>
+      </w:r>
+    </w:p>
+    <w:p>
+      <w:pPr>
+        <w:pStyle w:val="ListParagraph"/>
+        <w:numPr>
+          <w:ilvl w:val="0"/>
+          <w:numId w:val="7"/>
+        </w:numPr>
+      </w:pPr>
+      <w:r>
+        <w:t>Integrate with common ticketing systems like JIRA to import tasks</w:t>
+      </w:r>
     </w:p>
     <w:p>
       <w:pPr>
         <w:pStyle w:val="Heading1"/>
       </w:pPr>
+      <w:bookmarkStart w:id="15" w:name="_Toc236333594"/>
       <w:r>
         <w:t>8. Conclusion</w:t>
       </w:r>
+      <w:bookmarkEnd w:id="15"/>
     </w:p>
     <w:p/>
     <w:p>
       <w:pPr>
         <w:pStyle w:val="Heading1"/>
       </w:pPr>
+      <w:bookmarkStart w:id="16" w:name="_Toc236333595"/>
       <w:r>
         <w:t>9. References</w:t>
       </w:r>
+      <w:bookmarkEnd w:id="16"/>
     </w:p>
     <w:p>
       <w:r>
         <w:t xml:space="preserve">Statista (2025), Most used programming languages among developers worldwide as of 2025. Available at </w:t>
       </w:r>
-      <w:hyperlink r:id="rId7" w:history="1">
+      <w:hyperlink r:id="rId8" w:history="1">
         <w:r>
           <w:rPr>
             <w:rStyle w:val="Hyperlink"/>
@@ -405,13 +2832,359 @@
         <w:t>(Accessed: 6 June 2026)</w:t>
       </w:r>
     </w:p>
+    <w:p/>
+    <w:p>
+      <w:pPr>
+        <w:pStyle w:val="Heading1"/>
+      </w:pPr>
+      <w:bookmarkStart w:id="17" w:name="_Toc236333596"/>
+      <w:r>
+        <w:lastRenderedPageBreak/>
+        <w:t>10. Appendix</w:t>
+      </w:r>
+      <w:bookmarkEnd w:id="17"/>
+    </w:p>
+    <w:p>
+      <w:pPr>
+        <w:pStyle w:val="Heading2"/>
+      </w:pPr>
+      <w:bookmarkStart w:id="18" w:name="_Toc236333597"/>
+      <w:r>
+        <w:t>Appendix 1: Planned functions and schemas</w:t>
+      </w:r>
+      <w:bookmarkEnd w:id="18"/>
+    </w:p>
+    <w:p>
+      <w:r>
+        <w:rPr>
+          <w:noProof/>
+        </w:rPr>
+        <w:drawing>
+          <wp:inline distT="0" distB="0" distL="0" distR="0" wp14:anchorId="12353C28" wp14:editId="642393F9">
+            <wp:extent cx="4693407" cy="7817485"/>
+            <wp:effectExtent l="0" t="0" r="0" b="0"/>
+            <wp:docPr id="218030517" name="Picture 4"/>
+            <wp:cNvGraphicFramePr>
+              <a:graphicFrameLocks xmlns:a="http://schemas.openxmlformats.org/drawingml/2006/main" noChangeAspect="1"/>
+            </wp:cNvGraphicFramePr>
+            <a:graphic xmlns:a="http://schemas.openxmlformats.org/drawingml/2006/main">
+              <a:graphicData uri="http://schemas.openxmlformats.org/drawingml/2006/picture">
+                <pic:pic xmlns:pic="http://schemas.openxmlformats.org/drawingml/2006/picture">
+                  <pic:nvPicPr>
+                    <pic:cNvPr id="0" name="Picture 1"/>
+                    <pic:cNvPicPr>
+                      <a:picLocks noChangeAspect="1" noChangeArrowheads="1"/>
+                    </pic:cNvPicPr>
+                  </pic:nvPicPr>
+                  <pic:blipFill rotWithShape="1">
+                    <a:blip r:embed="rId9" cstate="print">
+                      <a:extLst>
+                        <a:ext uri="{28A0092B-C50C-407E-A947-70E740481C1C}">
+                          <a14:useLocalDpi xmlns:a14="http://schemas.microsoft.com/office/drawing/2010/main" val="0"/>
+                        </a:ext>
+                      </a:extLst>
+                    </a:blip>
+                    <a:srcRect t="-96"/>
+                    <a:stretch>
+                      <a:fillRect/>
+                    </a:stretch>
+                  </pic:blipFill>
+                  <pic:spPr bwMode="auto">
+                    <a:xfrm>
+                      <a:off x="0" y="0"/>
+                      <a:ext cx="4701928" cy="7831678"/>
+                    </a:xfrm>
+                    <a:prstGeom prst="rect">
+                      <a:avLst/>
+                    </a:prstGeom>
+                    <a:noFill/>
+                    <a:ln>
+                      <a:noFill/>
+                    </a:ln>
+                    <a:extLst>
+                      <a:ext uri="{53640926-AAD7-44D8-BBD7-CCE9431645EC}">
+                        <a14:shadowObscured xmlns:a14="http://schemas.microsoft.com/office/drawing/2010/main"/>
+                      </a:ext>
+                    </a:extLst>
+                  </pic:spPr>
+                </pic:pic>
+              </a:graphicData>
+            </a:graphic>
+          </wp:inline>
+        </w:drawing>
+      </w:r>
+    </w:p>
+    <w:p>
+      <w:pPr>
+        <w:pStyle w:val="Heading2"/>
+      </w:pPr>
+      <w:bookmarkStart w:id="19" w:name="_Toc236333598"/>
+      <w:r>
+        <w:lastRenderedPageBreak/>
+        <w:t>Appendix 2: Interface notes</w:t>
+      </w:r>
+      <w:bookmarkEnd w:id="19"/>
+    </w:p>
+    <w:p>
+      <w:r>
+        <w:rPr>
+          <w:noProof/>
+        </w:rPr>
+        <w:drawing>
+          <wp:inline distT="0" distB="0" distL="0" distR="0" wp14:anchorId="46F5FA48" wp14:editId="13F4B94A">
+            <wp:extent cx="5715000" cy="4089400"/>
+            <wp:effectExtent l="0" t="0" r="0" b="6350"/>
+            <wp:docPr id="104218929" name="Picture 5"/>
+            <wp:cNvGraphicFramePr>
+              <a:graphicFrameLocks xmlns:a="http://schemas.openxmlformats.org/drawingml/2006/main" noChangeAspect="1"/>
+            </wp:cNvGraphicFramePr>
+            <a:graphic xmlns:a="http://schemas.openxmlformats.org/drawingml/2006/main">
+              <a:graphicData uri="http://schemas.openxmlformats.org/drawingml/2006/picture">
+                <pic:pic xmlns:pic="http://schemas.openxmlformats.org/drawingml/2006/picture">
+                  <pic:nvPicPr>
+                    <pic:cNvPr id="0" name="Picture 2"/>
+                    <pic:cNvPicPr>
+                      <a:picLocks noChangeAspect="1" noChangeArrowheads="1"/>
+                    </pic:cNvPicPr>
+                  </pic:nvPicPr>
+                  <pic:blipFill>
+                    <a:blip r:embed="rId10" cstate="print">
+                      <a:extLst>
+                        <a:ext uri="{28A0092B-C50C-407E-A947-70E740481C1C}">
+                          <a14:useLocalDpi xmlns:a14="http://schemas.microsoft.com/office/drawing/2010/main" val="0"/>
+                        </a:ext>
+                      </a:extLst>
+                    </a:blip>
+                    <a:srcRect/>
+                    <a:stretch>
+                      <a:fillRect/>
+                    </a:stretch>
+                  </pic:blipFill>
+                  <pic:spPr bwMode="auto">
+                    <a:xfrm>
+                      <a:off x="0" y="0"/>
+                      <a:ext cx="5715000" cy="4089400"/>
+                    </a:xfrm>
+                    <a:prstGeom prst="rect">
+                      <a:avLst/>
+                    </a:prstGeom>
+                    <a:noFill/>
+                    <a:ln>
+                      <a:noFill/>
+                    </a:ln>
+                  </pic:spPr>
+                </pic:pic>
+              </a:graphicData>
+            </a:graphic>
+          </wp:inline>
+        </w:drawing>
+      </w:r>
+    </w:p>
+    <w:p>
+      <w:pPr>
+        <w:pStyle w:val="Heading2"/>
+      </w:pPr>
+      <w:bookmarkStart w:id="20" w:name="_Toc236333599"/>
+      <w:r>
+        <w:lastRenderedPageBreak/>
+        <w:t>Appendix 3: Flow diagram</w:t>
+      </w:r>
+      <w:bookmarkEnd w:id="20"/>
+    </w:p>
+    <w:p>
+      <w:r>
+        <w:rPr>
+          <w:noProof/>
+        </w:rPr>
+        <w:drawing>
+          <wp:inline distT="0" distB="0" distL="0" distR="0" wp14:anchorId="42FB388E" wp14:editId="2527CE4D">
+            <wp:extent cx="3027110" cy="8324850"/>
+            <wp:effectExtent l="0" t="0" r="1905" b="0"/>
+            <wp:docPr id="421736228" name="Picture 6"/>
+            <wp:cNvGraphicFramePr>
+              <a:graphicFrameLocks xmlns:a="http://schemas.openxmlformats.org/drawingml/2006/main" noChangeAspect="1"/>
+            </wp:cNvGraphicFramePr>
+            <a:graphic xmlns:a="http://schemas.openxmlformats.org/drawingml/2006/main">
+              <a:graphicData uri="http://schemas.openxmlformats.org/drawingml/2006/picture">
+                <pic:pic xmlns:pic="http://schemas.openxmlformats.org/drawingml/2006/picture">
+                  <pic:nvPicPr>
+                    <pic:cNvPr id="0" name="Picture 3"/>
+                    <pic:cNvPicPr>
+                      <a:picLocks noChangeAspect="1" noChangeArrowheads="1"/>
+                    </pic:cNvPicPr>
+                  </pic:nvPicPr>
+                  <pic:blipFill>
+                    <a:blip r:embed="rId11">
+                      <a:extLst>
+                        <a:ext uri="{28A0092B-C50C-407E-A947-70E740481C1C}">
+                          <a14:useLocalDpi xmlns:a14="http://schemas.microsoft.com/office/drawing/2010/main" val="0"/>
+                        </a:ext>
+                      </a:extLst>
+                    </a:blip>
+                    <a:srcRect/>
+                    <a:stretch>
+                      <a:fillRect/>
+                    </a:stretch>
+                  </pic:blipFill>
+                  <pic:spPr bwMode="auto">
+                    <a:xfrm>
+                      <a:off x="0" y="0"/>
+                      <a:ext cx="3031063" cy="8335721"/>
+                    </a:xfrm>
+                    <a:prstGeom prst="rect">
+                      <a:avLst/>
+                    </a:prstGeom>
+                    <a:noFill/>
+                    <a:ln>
+                      <a:noFill/>
+                    </a:ln>
+                  </pic:spPr>
+                </pic:pic>
+              </a:graphicData>
+            </a:graphic>
+          </wp:inline>
+        </w:drawing>
+      </w:r>
+    </w:p>
+    <w:p>
+      <w:pPr>
+        <w:pStyle w:val="Heading2"/>
+      </w:pPr>
+      <w:bookmarkStart w:id="21" w:name="_Toc236333600"/>
+      <w:r>
+        <w:lastRenderedPageBreak/>
+        <w:t>Appendix 4: Testing table</w:t>
+      </w:r>
+      <w:bookmarkEnd w:id="21"/>
+    </w:p>
+    <w:p/>
+    <w:p>
+      <w:r>
+        <w:rPr>
+          <w:noProof/>
+        </w:rPr>
+        <w:drawing>
+          <wp:inline distT="0" distB="0" distL="0" distR="0" wp14:anchorId="540B86CA" wp14:editId="5E970EE7">
+            <wp:extent cx="2767490" cy="7200900"/>
+            <wp:effectExtent l="0" t="0" r="0" b="0"/>
+            <wp:docPr id="1289957698" name="Picture 8"/>
+            <wp:cNvGraphicFramePr>
+              <a:graphicFrameLocks xmlns:a="http://schemas.openxmlformats.org/drawingml/2006/main" noChangeAspect="1"/>
+            </wp:cNvGraphicFramePr>
+            <a:graphic xmlns:a="http://schemas.openxmlformats.org/drawingml/2006/main">
+              <a:graphicData uri="http://schemas.openxmlformats.org/drawingml/2006/picture">
+                <pic:pic xmlns:pic="http://schemas.openxmlformats.org/drawingml/2006/picture">
+                  <pic:nvPicPr>
+                    <pic:cNvPr id="0" name="Picture 5"/>
+                    <pic:cNvPicPr>
+                      <a:picLocks noChangeAspect="1" noChangeArrowheads="1"/>
+                    </pic:cNvPicPr>
+                  </pic:nvPicPr>
+                  <pic:blipFill rotWithShape="1">
+                    <a:blip r:embed="rId12" cstate="print">
+                      <a:extLst>
+                        <a:ext uri="{28A0092B-C50C-407E-A947-70E740481C1C}">
+                          <a14:useLocalDpi xmlns:a14="http://schemas.microsoft.com/office/drawing/2010/main" val="0"/>
+                        </a:ext>
+                      </a:extLst>
+                    </a:blip>
+                    <a:srcRect b="49445"/>
+                    <a:stretch>
+                      <a:fillRect/>
+                    </a:stretch>
+                  </pic:blipFill>
+                  <pic:spPr bwMode="auto">
+                    <a:xfrm>
+                      <a:off x="0" y="0"/>
+                      <a:ext cx="2782997" cy="7241248"/>
+                    </a:xfrm>
+                    <a:prstGeom prst="rect">
+                      <a:avLst/>
+                    </a:prstGeom>
+                    <a:noFill/>
+                    <a:ln>
+                      <a:noFill/>
+                    </a:ln>
+                    <a:extLst>
+                      <a:ext uri="{53640926-AAD7-44D8-BBD7-CCE9431645EC}">
+                        <a14:shadowObscured xmlns:a14="http://schemas.microsoft.com/office/drawing/2010/main"/>
+                      </a:ext>
+                    </a:extLst>
+                  </pic:spPr>
+                </pic:pic>
+              </a:graphicData>
+            </a:graphic>
+          </wp:inline>
+        </w:drawing>
+      </w:r>
+      <w:r>
+        <w:rPr>
+          <w:noProof/>
+        </w:rPr>
+        <w:drawing>
+          <wp:inline distT="0" distB="0" distL="0" distR="0" wp14:anchorId="0F4EA3C0" wp14:editId="25984B8C">
+            <wp:extent cx="2812370" cy="7143750"/>
+            <wp:effectExtent l="0" t="0" r="7620" b="0"/>
+            <wp:docPr id="918269188" name="Picture 8"/>
+            <wp:cNvGraphicFramePr>
+              <a:graphicFrameLocks xmlns:a="http://schemas.openxmlformats.org/drawingml/2006/main" noChangeAspect="1"/>
+            </wp:cNvGraphicFramePr>
+            <a:graphic xmlns:a="http://schemas.openxmlformats.org/drawingml/2006/main">
+              <a:graphicData uri="http://schemas.openxmlformats.org/drawingml/2006/picture">
+                <pic:pic xmlns:pic="http://schemas.openxmlformats.org/drawingml/2006/picture">
+                  <pic:nvPicPr>
+                    <pic:cNvPr id="0" name="Picture 5"/>
+                    <pic:cNvPicPr>
+                      <a:picLocks noChangeAspect="1" noChangeArrowheads="1"/>
+                    </pic:cNvPicPr>
+                  </pic:nvPicPr>
+                  <pic:blipFill rotWithShape="1">
+                    <a:blip r:embed="rId13" cstate="print">
+                      <a:extLst>
+                        <a:ext uri="{28A0092B-C50C-407E-A947-70E740481C1C}">
+                          <a14:useLocalDpi xmlns:a14="http://schemas.microsoft.com/office/drawing/2010/main" val="0"/>
+                        </a:ext>
+                      </a:extLst>
+                    </a:blip>
+                    <a:srcRect t="50647"/>
+                    <a:stretch>
+                      <a:fillRect/>
+                    </a:stretch>
+                  </pic:blipFill>
+                  <pic:spPr bwMode="auto">
+                    <a:xfrm>
+                      <a:off x="0" y="0"/>
+                      <a:ext cx="2830931" cy="7190897"/>
+                    </a:xfrm>
+                    <a:prstGeom prst="rect">
+                      <a:avLst/>
+                    </a:prstGeom>
+                    <a:noFill/>
+                    <a:ln>
+                      <a:noFill/>
+                    </a:ln>
+                    <a:extLst>
+                      <a:ext uri="{53640926-AAD7-44D8-BBD7-CCE9431645EC}">
+                        <a14:shadowObscured xmlns:a14="http://schemas.microsoft.com/office/drawing/2010/main"/>
+                      </a:ext>
+                    </a:extLst>
+                  </pic:spPr>
+                </pic:pic>
+              </a:graphicData>
+            </a:graphic>
+          </wp:inline>
+        </w:drawing>
+      </w:r>
+    </w:p>
     <w:sectPr>
-      <w:footerReference w:type="even" r:id="rId8"/>
-      <w:footerReference w:type="default" r:id="rId9"/>
-      <w:footerReference w:type="first" r:id="rId10"/>
+      <w:footerReference w:type="even" r:id="rId14"/>
+      <w:footerReference w:type="default" r:id="rId15"/>
+      <w:footerReference w:type="first" r:id="rId16"/>
       <w:pgSz w:w="11906" w:h="16838"/>
       <w:pgMar w:top="1440" w:right="1440" w:bottom="1440" w:left="1440" w:header="708" w:footer="708" w:gutter="0"/>
+      <w:pgNumType w:start="0"/>
       <w:cols w:space="708"/>
+      <w:titlePg/>
       <w:docGrid w:linePitch="360"/>
     </w:sectPr>
   </w:body>
@@ -536,7 +3309,7 @@
               <v:stroke joinstyle="miter"/>
               <v:path gradientshapeok="t" o:connecttype="rect"/>
             </v:shapetype>
-            <v:shape id="Text Box 2" o:spid="_x0000_s1026" type="#_x0000_t202" alt="C2 General" style="position:absolute;margin-left:0;margin-top:0;width:53.9pt;height:24.9pt;z-index:251659264;visibility:visible;mso-wrap-style:none;mso-wrap-distance-left:0;mso-wrap-distance-top:0;mso-wrap-distance-right:0;mso-wrap-distance-bottom:0;mso-position-horizontal:left;mso-position-horizontal-relative:page;mso-position-vertical:bottom;mso-position-vertical-relative:page;v-text-anchor:bottom" o:gfxdata="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" filled="f" stroked="f">
+            <v:shape id="Text Box 2" o:spid="_x0000_s1030" type="#_x0000_t202" alt="C2 General" style="position:absolute;margin-left:0;margin-top:0;width:53.9pt;height:24.9pt;z-index:251659264;visibility:visible;mso-wrap-style:none;mso-wrap-distance-left:0;mso-wrap-distance-top:0;mso-wrap-distance-right:0;mso-wrap-distance-bottom:0;mso-position-horizontal:left;mso-position-horizontal-relative:page;mso-position-vertical:bottom;mso-position-vertical-relative:page;v-text-anchor:bottom" o:gfxdata="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" filled="f" stroked="f">
               <v:textbox style="mso-fit-shape-to-text:t" inset="20pt,0,0,15pt">
                 <w:txbxContent>
                   <w:p>
@@ -666,7 +3439,7 @@
               <v:stroke joinstyle="miter"/>
               <v:path gradientshapeok="t" o:connecttype="rect"/>
             </v:shapetype>
-            <v:shape id="Text Box 3" o:spid="_x0000_s1027" type="#_x0000_t202" alt="C2 General" style="position:absolute;margin-left:0;margin-top:0;width:53.9pt;height:24.9pt;z-index:251660288;visibility:visible;mso-wrap-style:none;mso-wrap-distance-left:0;mso-wrap-distance-top:0;mso-wrap-distance-right:0;mso-wrap-distance-bottom:0;mso-position-horizontal:left;mso-position-horizontal-relative:page;mso-position-vertical:bottom;mso-position-vertical-relative:page;v-text-anchor:bottom" o:gfxdata="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" filled="f" stroked="f">
+            <v:shape id="Text Box 3" o:spid="_x0000_s1031" type="#_x0000_t202" alt="C2 General" style="position:absolute;margin-left:0;margin-top:0;width:53.9pt;height:24.9pt;z-index:251660288;visibility:visible;mso-wrap-style:none;mso-wrap-distance-left:0;mso-wrap-distance-top:0;mso-wrap-distance-right:0;mso-wrap-distance-bottom:0;mso-position-horizontal:left;mso-position-horizontal-relative:page;mso-position-vertical:bottom;mso-position-vertical-relative:page;v-text-anchor:bottom" o:gfxdata="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" filled="f" stroked="f">
               <v:textbox style="mso-fit-shape-to-text:t" inset="20pt,0,0,15pt">
                 <w:txbxContent>
                   <w:p>
@@ -796,7 +3569,7 @@
               <v:stroke joinstyle="miter"/>
               <v:path gradientshapeok="t" o:connecttype="rect"/>
             </v:shapetype>
-            <v:shape id="Text Box 1" o:spid="_x0000_s1028" type="#_x0000_t202" alt="C2 General" style="position:absolute;margin-left:0;margin-top:0;width:53.9pt;height:24.9pt;z-index:251658240;visibility:visible;mso-wrap-style:none;mso-wrap-distance-left:0;mso-wrap-distance-top:0;mso-wrap-distance-right:0;mso-wrap-distance-bottom:0;mso-position-horizontal:left;mso-position-horizontal-relative:page;mso-position-vertical:bottom;mso-position-vertical-relative:page;v-text-anchor:bottom" o:gfxdata="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" filled="f" stroked="f">
+            <v:shape id="Text Box 1" o:spid="_x0000_s1032" type="#_x0000_t202" alt="C2 General" style="position:absolute;margin-left:0;margin-top:0;width:53.9pt;height:24.9pt;z-index:251658240;visibility:visible;mso-wrap-style:none;mso-wrap-distance-left:0;mso-wrap-distance-top:0;mso-wrap-distance-right:0;mso-wrap-distance-bottom:0;mso-position-horizontal:left;mso-position-horizontal-relative:page;mso-position-vertical:bottom;mso-position-vertical-relative:page;v-text-anchor:bottom" o:gfxdata="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" filled="f" stroked="f">
               <v:textbox style="mso-fit-shape-to-text:t" inset="20pt,0,0,15pt">
                 <w:txbxContent>
                   <w:p>
@@ -1535,6 +4308,119 @@
       </w:rPr>
     </w:lvl>
   </w:abstractNum>
+  <w:abstractNum w:abstractNumId="6" w15:restartNumberingAfterBreak="0">
+    <w:nsid w:val="7CCE36AC"/>
+    <w:multiLevelType w:val="hybridMultilevel"/>
+    <w:tmpl w:val="69D806B8"/>
+    <w:lvl w:ilvl="0" w:tplc="08090001">
+      <w:start w:val="1"/>
+      <w:numFmt w:val="bullet"/>
+      <w:lvlText w:val=""/>
+      <w:lvlJc w:val="left"/>
+      <w:pPr>
+        <w:ind w:left="720" w:hanging="360"/>
+      </w:pPr>
+      <w:rPr>
+        <w:rFonts w:ascii="Symbol" w:hAnsi="Symbol" w:hint="default"/>
+      </w:rPr>
+    </w:lvl>
+    <w:lvl w:ilvl="1" w:tplc="08090003" w:tentative="1">
+      <w:start w:val="1"/>
+      <w:numFmt w:val="bullet"/>
+      <w:lvlText w:val="o"/>
+      <w:lvlJc w:val="left"/>
+      <w:pPr>
+        <w:ind w:left="1440" w:hanging="360"/>
+      </w:pPr>
+      <w:rPr>
+        <w:rFonts w:ascii="Courier New" w:hAnsi="Courier New" w:cs="Courier New" w:hint="default"/>
+      </w:rPr>
+    </w:lvl>
+    <w:lvl w:ilvl="2" w:tplc="08090005" w:tentative="1">
+      <w:start w:val="1"/>
+      <w:numFmt w:val="bullet"/>
+      <w:lvlText w:val=""/>
+      <w:lvlJc w:val="left"/>
+      <w:pPr>
+        <w:ind w:left="2160" w:hanging="360"/>
+      </w:pPr>
+      <w:rPr>
+        <w:rFonts w:ascii="Wingdings" w:hAnsi="Wingdings" w:hint="default"/>
+      </w:rPr>
+    </w:lvl>
+    <w:lvl w:ilvl="3" w:tplc="08090001" w:tentative="1">
+      <w:start w:val="1"/>
+      <w:numFmt w:val="bullet"/>
+      <w:lvlText w:val=""/>
+      <w:lvlJc w:val="left"/>
+      <w:pPr>
+        <w:ind w:left="2880" w:hanging="360"/>
+      </w:pPr>
+      <w:rPr>
+        <w:rFonts w:ascii="Symbol" w:hAnsi="Symbol" w:hint="default"/>
+      </w:rPr>
+    </w:lvl>
+    <w:lvl w:ilvl="4" w:tplc="08090003" w:tentative="1">
+      <w:start w:val="1"/>
+      <w:numFmt w:val="bullet"/>
+      <w:lvlText w:val="o"/>
+      <w:lvlJc w:val="left"/>
+      <w:pPr>
+        <w:ind w:left="3600" w:hanging="360"/>
+      </w:pPr>
+      <w:rPr>
+        <w:rFonts w:ascii="Courier New" w:hAnsi="Courier New" w:cs="Courier New" w:hint="default"/>
+      </w:rPr>
+    </w:lvl>
+    <w:lvl w:ilvl="5" w:tplc="08090005" w:tentative="1">
+      <w:start w:val="1"/>
+      <w:numFmt w:val="bullet"/>
+      <w:lvlText w:val=""/>
+      <w:lvlJc w:val="left"/>
+      <w:pPr>
+        <w:ind w:left="4320" w:hanging="360"/>
+      </w:pPr>
+      <w:rPr>
+        <w:rFonts w:ascii="Wingdings" w:hAnsi="Wingdings" w:hint="default"/>
+      </w:rPr>
+    </w:lvl>
+    <w:lvl w:ilvl="6" w:tplc="08090001" w:tentative="1">
+      <w:start w:val="1"/>
+      <w:numFmt w:val="bullet"/>
+      <w:lvlText w:val=""/>
+      <w:lvlJc w:val="left"/>
+      <w:pPr>
+        <w:ind w:left="5040" w:hanging="360"/>
+      </w:pPr>
+      <w:rPr>
+        <w:rFonts w:ascii="Symbol" w:hAnsi="Symbol" w:hint="default"/>
+      </w:rPr>
+    </w:lvl>
+    <w:lvl w:ilvl="7" w:tplc="08090003" w:tentative="1">
+      <w:start w:val="1"/>
+      <w:numFmt w:val="bullet"/>
+      <w:lvlText w:val="o"/>
+      <w:lvlJc w:val="left"/>
+      <w:pPr>
+        <w:ind w:left="5760" w:hanging="360"/>
+      </w:pPr>
+      <w:rPr>
+        <w:rFonts w:ascii="Courier New" w:hAnsi="Courier New" w:cs="Courier New" w:hint="default"/>
+      </w:rPr>
+    </w:lvl>
+    <w:lvl w:ilvl="8" w:tplc="08090005" w:tentative="1">
+      <w:start w:val="1"/>
+      <w:numFmt w:val="bullet"/>
+      <w:lvlText w:val=""/>
+      <w:lvlJc w:val="left"/>
+      <w:pPr>
+        <w:ind w:left="6480" w:hanging="360"/>
+      </w:pPr>
+      <w:rPr>
+        <w:rFonts w:ascii="Wingdings" w:hAnsi="Wingdings" w:hint="default"/>
+      </w:rPr>
+    </w:lvl>
+  </w:abstractNum>
   <w:num w:numId="1" w16cid:durableId="1189487438">
     <w:abstractNumId w:val="1"/>
   </w:num>
@@ -1552,6 +4438,9 @@
   </w:num>
   <w:num w:numId="6" w16cid:durableId="1128358692">
     <w:abstractNumId w:val="5"/>
+  </w:num>
+  <w:num w:numId="7" w16cid:durableId="974721668">
+    <w:abstractNumId w:val="6"/>
   </w:num>
 </w:numbering>
 </file>
@@ -2029,7 +4918,6 @@
     <w:next w:val="Normal"/>
     <w:link w:val="Heading4Char"/>
     <w:uiPriority w:val="9"/>
-    <w:semiHidden/>
     <w:unhideWhenUsed/>
     <w:qFormat/>
     <w:rsid w:val="00A51977"/>
@@ -2052,7 +4940,6 @@
     <w:next w:val="Normal"/>
     <w:link w:val="Heading5Char"/>
     <w:uiPriority w:val="9"/>
-    <w:semiHidden/>
     <w:unhideWhenUsed/>
     <w:qFormat/>
     <w:rsid w:val="00A51977"/>
@@ -2158,6 +5045,7 @@
   <w:style w:type="character" w:default="1" w:styleId="DefaultParagraphFont">
     <w:name w:val="Default Paragraph Font"/>
     <w:uiPriority w:val="1"/>
+    <w:semiHidden/>
     <w:unhideWhenUsed/>
   </w:style>
   <w:style w:type="table" w:default="1" w:styleId="TableNormal">
@@ -2225,7 +5113,6 @@
     <w:basedOn w:val="DefaultParagraphFont"/>
     <w:link w:val="Heading4"/>
     <w:uiPriority w:val="9"/>
-    <w:semiHidden/>
     <w:rsid w:val="00A51977"/>
     <w:rPr>
       <w:rFonts w:eastAsiaTheme="majorEastAsia" w:cstheme="majorBidi"/>
@@ -2239,7 +5126,6 @@
     <w:basedOn w:val="DefaultParagraphFont"/>
     <w:link w:val="Heading5"/>
     <w:uiPriority w:val="9"/>
-    <w:semiHidden/>
     <w:rsid w:val="00A51977"/>
     <w:rPr>
       <w:rFonts w:eastAsiaTheme="majorEastAsia" w:cstheme="majorBidi"/>
@@ -2554,6 +5440,97 @@
       <w:color w:val="605E5C"/>
       <w:shd w:val="clear" w:color="auto" w:fill="E1DFDD"/>
     </w:rPr>
+  </w:style>
+  <w:style w:type="paragraph" w:styleId="NoSpacing">
+    <w:name w:val="No Spacing"/>
+    <w:link w:val="NoSpacingChar"/>
+    <w:uiPriority w:val="1"/>
+    <w:qFormat/>
+    <w:rsid w:val="00027ADD"/>
+    <w:pPr>
+      <w:spacing w:after="0" w:line="240" w:lineRule="auto"/>
+    </w:pPr>
+    <w:rPr>
+      <w:rFonts w:eastAsiaTheme="minorEastAsia"/>
+      <w:kern w:val="0"/>
+      <w:sz w:val="22"/>
+      <w:szCs w:val="22"/>
+      <w:lang w:val="en-US"/>
+      <w14:ligatures w14:val="none"/>
+    </w:rPr>
+  </w:style>
+  <w:style w:type="character" w:customStyle="1" w:styleId="NoSpacingChar">
+    <w:name w:val="No Spacing Char"/>
+    <w:basedOn w:val="DefaultParagraphFont"/>
+    <w:link w:val="NoSpacing"/>
+    <w:uiPriority w:val="1"/>
+    <w:rsid w:val="00027ADD"/>
+    <w:rPr>
+      <w:rFonts w:eastAsiaTheme="minorEastAsia"/>
+      <w:kern w:val="0"/>
+      <w:sz w:val="22"/>
+      <w:szCs w:val="22"/>
+      <w:lang w:val="en-US"/>
+      <w14:ligatures w14:val="none"/>
+    </w:rPr>
+  </w:style>
+  <w:style w:type="paragraph" w:styleId="TOCHeading">
+    <w:name w:val="TOC Heading"/>
+    <w:basedOn w:val="Heading1"/>
+    <w:next w:val="Normal"/>
+    <w:uiPriority w:val="39"/>
+    <w:unhideWhenUsed/>
+    <w:qFormat/>
+    <w:rsid w:val="00027ADD"/>
+    <w:pPr>
+      <w:spacing w:before="240" w:after="0" w:line="259" w:lineRule="auto"/>
+      <w:outlineLvl w:val="9"/>
+    </w:pPr>
+    <w:rPr>
+      <w:kern w:val="0"/>
+      <w:sz w:val="32"/>
+      <w:szCs w:val="32"/>
+      <w:lang w:val="en-US"/>
+      <w14:ligatures w14:val="none"/>
+    </w:rPr>
+  </w:style>
+  <w:style w:type="paragraph" w:styleId="TOC1">
+    <w:name w:val="toc 1"/>
+    <w:basedOn w:val="Normal"/>
+    <w:next w:val="Normal"/>
+    <w:autoRedefine/>
+    <w:uiPriority w:val="39"/>
+    <w:unhideWhenUsed/>
+    <w:rsid w:val="00027ADD"/>
+    <w:pPr>
+      <w:spacing w:after="100"/>
+    </w:pPr>
+  </w:style>
+  <w:style w:type="paragraph" w:styleId="TOC2">
+    <w:name w:val="toc 2"/>
+    <w:basedOn w:val="Normal"/>
+    <w:next w:val="Normal"/>
+    <w:autoRedefine/>
+    <w:uiPriority w:val="39"/>
+    <w:unhideWhenUsed/>
+    <w:rsid w:val="00027ADD"/>
+    <w:pPr>
+      <w:spacing w:after="100"/>
+      <w:ind w:left="240"/>
+    </w:pPr>
+  </w:style>
+  <w:style w:type="paragraph" w:styleId="TOC3">
+    <w:name w:val="toc 3"/>
+    <w:basedOn w:val="Normal"/>
+    <w:next w:val="Normal"/>
+    <w:autoRedefine/>
+    <w:uiPriority w:val="39"/>
+    <w:unhideWhenUsed/>
+    <w:rsid w:val="00027ADD"/>
+    <w:pPr>
+      <w:spacing w:after="100"/>
+      <w:ind w:left="480"/>
+    </w:pPr>
   </w:style>
 </w:styles>
 </file>
@@ -2873,6 +5850,18 @@
 </a:theme>
 </file>
 
+<file path=customXml/item1.xml><?xml version="1.0" encoding="utf-8"?>
+<b:Sources xmlns:b="http://schemas.openxmlformats.org/officeDocument/2006/bibliography" xmlns="http://schemas.openxmlformats.org/officeDocument/2006/bibliography" SelectedStyle="\APASixthEditionOfficeOnline.xsl" StyleName="APA" Version="6"/>
+</file>
+
+<file path=customXml/itemProps1.xml><?xml version="1.0" encoding="utf-8"?>
+<ds:datastoreItem xmlns:ds="http://schemas.openxmlformats.org/officeDocument/2006/customXml" ds:itemID="{0000F1E1-4884-4FE8-B696-46CFE690F718}">
+  <ds:schemaRefs>
+    <ds:schemaRef ds:uri="http://schemas.openxmlformats.org/officeDocument/2006/bibliography"/>
+  </ds:schemaRefs>
+</ds:datastoreItem>
+</file>
+
 <file path=docMetadata/LabelInfo.xml><?xml version="1.0" encoding="utf-8"?>
 <clbl:labelList xmlns:clbl="http://schemas.microsoft.com/office/2020/mipLabelMetadata">
   <clbl:label id="{0359f705-2ba0-454b-9cfc-6ce5bcaac040}" enabled="1" method="Standard" siteId="{68283f3b-8487-4c86-adb3-a5228f18b893}" contentBits="2" removed="0"/>
